--- a/daily/03_homework_hitsz/第二讲作业-模块化编程.docx
+++ b/daily/03_homework_hitsz/第二讲作业-模块化编程.docx
@@ -1,6 +1,6 @@
 
 <file path=word/document.xml><?xml version="1.0" encoding="utf-8"?>
-<w:document xmlns:wpc="http://schemas.microsoft.com/office/word/2010/wordprocessingCanvas" xmlns:cx="http://schemas.microsoft.com/office/drawing/2014/chartex" xmlns:cx1="http://schemas.microsoft.com/office/drawing/2015/9/8/chartex" xmlns:cx2="http://schemas.microsoft.com/office/drawing/2015/10/21/chartex" xmlns:cx3="http://schemas.microsoft.com/office/drawing/2016/5/9/chartex" xmlns:cx4="http://schemas.microsoft.com/office/drawing/2016/5/10/chartex" xmlns:cx5="http://schemas.microsoft.com/office/drawing/2016/5/11/chartex" xmlns:cx6="http://schemas.microsoft.com/office/drawing/2016/5/12/chartex" xmlns:cx7="http://schemas.microsoft.com/office/drawing/2016/5/13/chartex" xmlns:cx8="http://schemas.microsoft.com/office/drawing/2016/5/14/chartex" xmlns:mc="http://schemas.openxmlformats.org/markup-compatibility/2006" xmlns:aink="http://schemas.microsoft.com/office/drawing/2016/ink" xmlns:am3d="http://schemas.microsoft.com/office/drawing/2017/model3d" xmlns:o="urn:schemas-microsoft-com:office:office" xmlns:oel="http://schemas.microsoft.com/office/2019/extlst" xmlns:r="http://schemas.openxmlformats.org/officeDocument/2006/relationships" xmlns:m="http://schemas.openxmlformats.org/officeDocument/2006/math" xmlns:v="urn:schemas-microsoft-com:vml" xmlns:wp14="http://schemas.microsoft.com/office/word/2010/wordprocessingDrawing" xmlns:wp="http://schemas.openxmlformats.org/drawingml/2006/wordprocessingDrawing" xmlns:w10="urn:schemas-microsoft-com:office:word" xmlns:w="http://schemas.openxmlformats.org/wordprocessingml/2006/main" xmlns:w14="http://schemas.microsoft.com/office/word/2010/wordml" xmlns:w15="http://schemas.microsoft.com/office/word/2012/wordml" xmlns:w16cex="http://schemas.microsoft.com/office/word/2018/wordml/cex" xmlns:w16cid="http://schemas.microsoft.com/office/word/2016/wordml/cid" xmlns:w16="http://schemas.microsoft.com/office/word/2018/wordml" xmlns:w16du="http://schemas.microsoft.com/office/word/2023/wordml/word16du" xmlns:w16sdtdh="http://schemas.microsoft.com/office/word/2020/wordml/sdtdatahash" xmlns:w16sdtfl="http://schemas.microsoft.com/office/word/2024/wordml/sdtformatlock" xmlns:w16se="http://schemas.microsoft.com/office/word/2015/wordml/symex" xmlns:wpg="http://schemas.microsoft.com/office/word/2010/wordprocessingGroup" xmlns:wpi="http://schemas.microsoft.com/office/word/2010/wordprocessingInk" xmlns:wne="http://schemas.microsoft.com/office/word/2006/wordml" xmlns:wps="http://schemas.microsoft.com/office/word/2010/wordprocessingShape" mc:Ignorable="w14 w15 w16se w16cid w16 w16cex w16sdtdh w16sdtfl w16du wp14">
+<w:document xmlns:wpc="http://schemas.microsoft.com/office/word/2010/wordprocessingCanvas" xmlns:mc="http://schemas.openxmlformats.org/markup-compatibility/2006" xmlns:o="urn:schemas-microsoft-com:office:office" xmlns:r="http://schemas.openxmlformats.org/officeDocument/2006/relationships" xmlns:m="http://schemas.openxmlformats.org/officeDocument/2006/math" xmlns:v="urn:schemas-microsoft-com:vml" xmlns:wp14="http://schemas.microsoft.com/office/word/2010/wordprocessingDrawing" xmlns:wp="http://schemas.openxmlformats.org/drawingml/2006/wordprocessingDrawing" xmlns:w10="urn:schemas-microsoft-com:office:word" xmlns:w="http://schemas.openxmlformats.org/wordprocessingml/2006/main" xmlns:w14="http://schemas.microsoft.com/office/word/2010/wordml" xmlns:w15="http://schemas.microsoft.com/office/word/2012/wordml" xmlns:w16se="http://schemas.microsoft.com/office/word/2015/wordml/symex" xmlns:w16cid="http://schemas.microsoft.com/office/word/2016/wordml/cid" xmlns:w16="http://schemas.microsoft.com/office/word/2018/wordml" xmlns:w16cex="http://schemas.microsoft.com/office/word/2018/wordml/cex" xmlns:w16sdtdh="http://schemas.microsoft.com/office/word/2020/wordml/sdtdatahash" xmlns:wne="http://schemas.microsoft.com/office/word/2006/wordml" xmlns:wpg="http://schemas.microsoft.com/office/word/2010/wordprocessingGroup" xmlns:wps="http://schemas.microsoft.com/office/word/2010/wordprocessingShape" mc:Ignorable="w14 w15 w16se w16cid w16 w16cex w16sdtdh wp14">
   <w:body>
     <w:p>
       <w:pPr>
@@ -9,19 +9,19 @@
           <w:ilvl w:val="0"/>
           <w:numId w:val="1"/>
         </w:numPr>
-        <w:adjustRightInd w:val="0"/>
-        <w:snapToGrid w:val="0"/>
-        <w:spacing w:beforeLines="50" w:before="156" w:afterLines="50" w:after="156" w:line="300" w:lineRule="auto"/>
-        <w:ind w:firstLineChars="0"/>
-        <w:rPr>
-          <w:rFonts w:ascii="微软雅黑" w:eastAsia="微软雅黑" w:hAnsi="微软雅黑" w:cs="微软雅黑"/>
+        <w:spacing w:before="156" w:after="156" w:line="300" w:lineRule="auto"/>
+        <w:ind w:left="425" w:hanging="425"/>
+        <w:jc w:val="both"/>
+        <w:rPr>
+          <w:rFonts w:ascii="微软雅黑" w:hAnsi="微软雅黑" w:eastAsia="微软雅黑" w:cs="微软雅黑"/>
           <w:sz w:val="28"/>
           <w:szCs w:val="28"/>
         </w:rPr>
       </w:pPr>
       <w:r>
         <w:rPr>
-          <w:rFonts w:ascii="微软雅黑" w:eastAsia="微软雅黑" w:hAnsi="微软雅黑" w:cs="微软雅黑" w:hint="eastAsia"/>
+          <w:rFonts w:ascii="微软雅黑" w:hAnsi="微软雅黑" w:eastAsia="微软雅黑" w:cs="微软雅黑"/>
+          <w:kern w:val="2"/>
           <w:sz w:val="28"/>
           <w:szCs w:val="28"/>
         </w:rPr>
@@ -31,215 +31,300 @@
     <w:p>
       <w:pPr>
         <w:pStyle w:val="a3"/>
-        <w:adjustRightInd w:val="0"/>
-        <w:snapToGrid w:val="0"/>
-        <w:spacing w:beforeLines="50" w:before="156" w:afterLines="50" w:after="156" w:line="300" w:lineRule="auto"/>
-        <w:ind w:firstLineChars="0" w:firstLine="0"/>
-        <w:rPr>
-          <w:rFonts w:ascii="宋体" w:eastAsia="宋体" w:hAnsi="宋体" w:cs="宋体"/>
+        <w:spacing w:before="156" w:after="156" w:line="300" w:lineRule="auto"/>
+        <w:jc w:val="both"/>
+        <w:rPr>
+          <w:rFonts w:ascii="宋体" w:hAnsi="宋体" w:eastAsia="宋体" w:cs="宋体"/>
           <w:szCs w:val="21"/>
         </w:rPr>
       </w:pPr>
       <w:r>
         <w:rPr>
-          <w:rFonts w:ascii="宋体" w:eastAsia="宋体" w:hAnsi="宋体" w:cs="宋体" w:hint="eastAsia"/>
-          <w:szCs w:val="21"/>
-        </w:rPr>
-        <w:t>测试样例：</w:t>
+          <w:rFonts w:ascii="Consolas" w:cs="Consolas"/>
+          <w:sz w:val="21"/>
+          <w:szCs w:val="21"/>
+        </w:rPr>
+        <w:t>#include &lt;stdio.h&gt;</w:t>
+      </w:r>
+    </w:p>
+    <w:p>
+      <w:r>
+        <w:br w:type="textWrapping"/>
+      </w:r>
+    </w:p>
+    <w:p>
+      <w:r>
+        <w:rPr>
+          <w:rFonts w:ascii="Consolas" w:cs="Consolas"/>
+          <w:sz w:val="21"/>
+          <w:szCs w:val="21"/>
+        </w:rPr>
+        <w:t>int getmax(int a, int b);</w:t>
+      </w:r>
+    </w:p>
+    <w:p>
+      <w:r>
+        <w:br w:type="textWrapping"/>
+      </w:r>
+    </w:p>
+    <w:p>
+      <w:r>
+        <w:rPr>
+          <w:rFonts w:ascii="Consolas" w:cs="Consolas"/>
+          <w:sz w:val="21"/>
+          <w:szCs w:val="21"/>
+        </w:rPr>
+        <w:t>int main() {</w:t>
+      </w:r>
+    </w:p>
+    <w:p>
+      <w:r>
+        <w:rPr>
+          <w:rFonts w:ascii="Consolas" w:cs="Consolas"/>
+          <w:sz w:val="21"/>
+          <w:szCs w:val="21"/>
+        </w:rPr>
+        <w:t>    int num1, num2;</w:t>
+      </w:r>
+    </w:p>
+    <w:p>
+      <w:r>
+        <w:rPr>
+          <w:rFonts w:ascii="Consolas" w:cs="Consolas"/>
+          <w:sz w:val="21"/>
+          <w:szCs w:val="21"/>
+        </w:rPr>
+        <w:t xml:space="preserve">    </w:t>
+      </w:r>
+    </w:p>
+    <w:p>
+      <w:r>
+        <w:rPr>
+          <w:rFonts w:ascii="Consolas" w:cs="Consolas"/>
+          <w:sz w:val="21"/>
+          <w:szCs w:val="21"/>
+        </w:rPr>
+        <w:t>    printf("请输入两个整数: ");</w:t>
+      </w:r>
+    </w:p>
+    <w:p>
+      <w:r>
+        <w:rPr>
+          <w:rFonts w:ascii="Consolas" w:cs="Consolas"/>
+          <w:sz w:val="21"/>
+          <w:szCs w:val="21"/>
+        </w:rPr>
+        <w:t>    scanf("%d %d", &amp;num1, &amp;num2);</w:t>
+      </w:r>
+    </w:p>
+    <w:p>
+      <w:r>
+        <w:rPr>
+          <w:rFonts w:ascii="Consolas" w:cs="Consolas"/>
+          <w:sz w:val="21"/>
+          <w:szCs w:val="21"/>
+        </w:rPr>
+        <w:t xml:space="preserve">    </w:t>
+      </w:r>
+    </w:p>
+    <w:p>
+      <w:r>
+        <w:rPr>
+          <w:rFonts w:ascii="Consolas" w:cs="Consolas"/>
+          <w:sz w:val="21"/>
+          <w:szCs w:val="21"/>
+        </w:rPr>
+        <w:t>    int max= getmax(num1, num2);</w:t>
+      </w:r>
+    </w:p>
+    <w:p>
+      <w:r>
+        <w:rPr>
+          <w:rFonts w:ascii="Consolas" w:cs="Consolas"/>
+          <w:sz w:val="21"/>
+          <w:szCs w:val="21"/>
+        </w:rPr>
+        <w:t xml:space="preserve">    </w:t>
+      </w:r>
+    </w:p>
+    <w:p>
+      <w:r>
+        <w:rPr>
+          <w:rFonts w:ascii="Consolas" w:cs="Consolas"/>
+          <w:sz w:val="21"/>
+          <w:szCs w:val="21"/>
+        </w:rPr>
+        <w:t>    printf("最大值是: %d\n", max);</w:t>
+      </w:r>
+    </w:p>
+    <w:p>
+      <w:r>
+        <w:rPr>
+          <w:rFonts w:ascii="Consolas" w:cs="Consolas"/>
+          <w:sz w:val="21"/>
+          <w:szCs w:val="21"/>
+        </w:rPr>
+        <w:t>    return 0;</w:t>
+      </w:r>
+    </w:p>
+    <w:p>
+      <w:r>
+        <w:rPr>
+          <w:rFonts w:ascii="Consolas" w:cs="Consolas"/>
+          <w:sz w:val="21"/>
+          <w:szCs w:val="21"/>
+        </w:rPr>
+        <w:t>}</w:t>
+      </w:r>
+    </w:p>
+    <w:p>
+      <w:r>
+        <w:br w:type="textWrapping"/>
+      </w:r>
+    </w:p>
+    <w:p>
+      <w:r>
+        <w:rPr>
+          <w:rFonts w:ascii="Consolas" w:cs="Consolas"/>
+          <w:sz w:val="21"/>
+          <w:szCs w:val="21"/>
+        </w:rPr>
+        <w:t>int getmax(int a, int b) {</w:t>
+      </w:r>
+    </w:p>
+    <w:p>
+      <w:r>
+        <w:rPr>
+          <w:rFonts w:ascii="Consolas" w:cs="Consolas"/>
+          <w:sz w:val="21"/>
+          <w:szCs w:val="21"/>
+        </w:rPr>
+        <w:t>    return (a &gt; b) ? a : b;</w:t>
+      </w:r>
+    </w:p>
+    <w:p>
+      <w:r>
+        <w:rPr>
+          <w:rFonts w:ascii="Consolas" w:cs="Consolas"/>
+          <w:sz w:val="21"/>
+          <w:szCs w:val="21"/>
+        </w:rPr>
+        <w:t>}</w:t>
       </w:r>
     </w:p>
     <w:p>
       <w:pPr>
         <w:pStyle w:val="a3"/>
-        <w:adjustRightInd w:val="0"/>
-        <w:snapToGrid w:val="0"/>
-        <w:spacing w:beforeLines="50" w:before="156" w:afterLines="50" w:after="156" w:line="300" w:lineRule="auto"/>
-        <w:ind w:firstLineChars="0" w:firstLine="0"/>
-        <w:rPr>
-          <w:rFonts w:ascii="宋体" w:eastAsia="宋体" w:hAnsi="宋体" w:cs="宋体"/>
+        <w:spacing w:before="156" w:after="156" w:line="300" w:lineRule="auto"/>
+        <w:jc w:val="both"/>
+        <w:rPr>
+          <w:rFonts w:ascii="宋体" w:hAnsi="宋体" w:eastAsia="宋体" w:cs="宋体"/>
           <w:szCs w:val="21"/>
         </w:rPr>
       </w:pPr>
-      <w:r>
-        <w:rPr>
-          <w:rFonts w:ascii="宋体" w:eastAsia="宋体" w:hAnsi="宋体" w:cs="宋体" w:hint="eastAsia"/>
-          <w:szCs w:val="21"/>
-        </w:rPr>
-        <w:t>Case1:</w:t>
-      </w:r>
     </w:p>
     <w:p>
       <w:pPr>
         <w:pStyle w:val="a3"/>
-        <w:adjustRightInd w:val="0"/>
-        <w:snapToGrid w:val="0"/>
-        <w:spacing w:beforeLines="50" w:before="156" w:afterLines="50" w:after="156" w:line="300" w:lineRule="auto"/>
-        <w:ind w:firstLineChars="0" w:firstLine="0"/>
-        <w:rPr>
-          <w:rFonts w:ascii="宋体" w:eastAsia="宋体" w:hAnsi="宋体" w:cs="宋体"/>
+        <w:spacing w:before="156" w:after="156" w:line="300" w:lineRule="auto"/>
+        <w:jc w:val="both"/>
+        <w:rPr>
+          <w:rFonts w:ascii="宋体" w:hAnsi="宋体" w:eastAsia="宋体" w:cs="宋体"/>
           <w:szCs w:val="21"/>
         </w:rPr>
       </w:pPr>
-      <w:r>
-        <w:rPr>
-          <w:rFonts w:ascii="宋体" w:eastAsia="宋体" w:hAnsi="宋体" w:cs="宋体" w:hint="eastAsia"/>
-          <w:szCs w:val="21"/>
-        </w:rPr>
-        <w:t>Input: 3,7</w:t>
-      </w:r>
     </w:p>
     <w:p>
       <w:pPr>
         <w:pStyle w:val="a3"/>
-        <w:adjustRightInd w:val="0"/>
-        <w:snapToGrid w:val="0"/>
-        <w:spacing w:beforeLines="50" w:before="156" w:afterLines="50" w:after="156" w:line="300" w:lineRule="auto"/>
-        <w:ind w:firstLineChars="0" w:firstLine="0"/>
-        <w:rPr>
-          <w:rFonts w:ascii="宋体" w:eastAsia="宋体" w:hAnsi="宋体" w:cs="宋体"/>
+        <w:spacing w:before="156" w:after="156" w:line="300" w:lineRule="auto"/>
+        <w:jc w:val="both"/>
+        <w:rPr>
+          <w:rFonts w:ascii="宋体" w:hAnsi="宋体" w:eastAsia="宋体" w:cs="宋体"/>
           <w:szCs w:val="21"/>
         </w:rPr>
       </w:pPr>
-      <w:r>
-        <w:rPr>
-          <w:rFonts w:ascii="宋体" w:eastAsia="宋体" w:hAnsi="宋体" w:cs="宋体" w:hint="eastAsia"/>
-          <w:szCs w:val="21"/>
-        </w:rPr>
-        <w:t>Output: 7</w:t>
-      </w:r>
     </w:p>
     <w:p>
       <w:pPr>
         <w:pStyle w:val="a3"/>
-        <w:adjustRightInd w:val="0"/>
-        <w:snapToGrid w:val="0"/>
-        <w:spacing w:beforeLines="50" w:before="156" w:afterLines="50" w:after="156" w:line="300" w:lineRule="auto"/>
-        <w:ind w:firstLineChars="0" w:firstLine="0"/>
-        <w:rPr>
-          <w:rFonts w:ascii="宋体" w:eastAsia="宋体" w:hAnsi="宋体" w:cs="宋体"/>
+        <w:spacing w:before="156" w:after="156" w:line="300" w:lineRule="auto"/>
+        <w:jc w:val="both"/>
+        <w:rPr>
+          <w:rFonts w:ascii="宋体" w:hAnsi="宋体" w:eastAsia="宋体" w:cs="宋体"/>
           <w:szCs w:val="21"/>
         </w:rPr>
       </w:pPr>
-      <w:r>
-        <w:rPr>
-          <w:rFonts w:ascii="宋体" w:eastAsia="宋体" w:hAnsi="宋体" w:cs="宋体" w:hint="eastAsia"/>
-          <w:szCs w:val="21"/>
-        </w:rPr>
-        <w:t>Case2:</w:t>
-      </w:r>
     </w:p>
     <w:p>
       <w:pPr>
         <w:pStyle w:val="a3"/>
-        <w:adjustRightInd w:val="0"/>
-        <w:snapToGrid w:val="0"/>
-        <w:spacing w:beforeLines="50" w:before="156" w:afterLines="50" w:after="156" w:line="300" w:lineRule="auto"/>
-        <w:ind w:firstLineChars="0" w:firstLine="0"/>
-        <w:rPr>
-          <w:rFonts w:ascii="宋体" w:eastAsia="宋体" w:hAnsi="宋体" w:cs="宋体"/>
+        <w:spacing w:before="156" w:after="156" w:line="300" w:lineRule="auto"/>
+        <w:jc w:val="both"/>
+        <w:rPr>
+          <w:rFonts w:ascii="宋体" w:hAnsi="宋体" w:eastAsia="宋体" w:cs="宋体"/>
           <w:szCs w:val="21"/>
         </w:rPr>
       </w:pPr>
-      <w:r>
-        <w:rPr>
-          <w:rFonts w:ascii="宋体" w:eastAsia="宋体" w:hAnsi="宋体" w:cs="宋体" w:hint="eastAsia"/>
-          <w:szCs w:val="21"/>
-        </w:rPr>
-        <w:t>Input: -5,-2</w:t>
-      </w:r>
     </w:p>
     <w:p>
       <w:pPr>
         <w:pStyle w:val="a3"/>
-        <w:adjustRightInd w:val="0"/>
-        <w:snapToGrid w:val="0"/>
-        <w:spacing w:beforeLines="50" w:before="156" w:afterLines="50" w:after="156" w:line="300" w:lineRule="auto"/>
-        <w:ind w:firstLineChars="0" w:firstLine="0"/>
-        <w:rPr>
-          <w:rFonts w:ascii="宋体" w:eastAsia="宋体" w:hAnsi="宋体" w:cs="宋体"/>
+        <w:spacing w:before="156" w:after="156" w:line="300" w:lineRule="auto"/>
+        <w:jc w:val="both"/>
+        <w:rPr>
+          <w:rFonts w:ascii="宋体" w:hAnsi="宋体" w:eastAsia="宋体" w:cs="宋体"/>
           <w:szCs w:val="21"/>
         </w:rPr>
       </w:pPr>
-      <w:r>
-        <w:rPr>
-          <w:rFonts w:ascii="宋体" w:eastAsia="宋体" w:hAnsi="宋体" w:cs="宋体" w:hint="eastAsia"/>
-          <w:szCs w:val="21"/>
-        </w:rPr>
-        <w:t>Output: -2</w:t>
-      </w:r>
     </w:p>
     <w:p>
       <w:pPr>
         <w:pStyle w:val="a3"/>
-        <w:adjustRightInd w:val="0"/>
-        <w:snapToGrid w:val="0"/>
-        <w:spacing w:beforeLines="50" w:before="156" w:afterLines="50" w:after="156" w:line="300" w:lineRule="auto"/>
-        <w:ind w:firstLineChars="0" w:firstLine="0"/>
-        <w:rPr>
-          <w:rFonts w:ascii="宋体" w:eastAsia="宋体" w:hAnsi="宋体" w:cs="宋体"/>
+        <w:spacing w:before="156" w:after="156" w:line="300" w:lineRule="auto"/>
+        <w:jc w:val="both"/>
+        <w:rPr>
+          <w:rFonts w:ascii="宋体" w:hAnsi="宋体" w:eastAsia="宋体" w:cs="宋体"/>
           <w:szCs w:val="21"/>
         </w:rPr>
       </w:pPr>
       <w:r>
-        <w:rPr>
-          <w:rFonts w:ascii="宋体" w:eastAsia="宋体" w:hAnsi="宋体" w:cs="宋体" w:hint="eastAsia"/>
-          <w:szCs w:val="21"/>
-        </w:rPr>
-        <w:t>Case3:</w:t>
-      </w:r>
-    </w:p>
-    <w:p>
-      <w:pPr>
-        <w:pStyle w:val="a3"/>
-        <w:adjustRightInd w:val="0"/>
-        <w:snapToGrid w:val="0"/>
-        <w:spacing w:beforeLines="50" w:before="156" w:afterLines="50" w:after="156" w:line="300" w:lineRule="auto"/>
-        <w:ind w:firstLineChars="0" w:firstLine="0"/>
-        <w:rPr>
-          <w:rFonts w:ascii="宋体" w:eastAsia="宋体" w:hAnsi="宋体" w:cs="宋体"/>
-          <w:szCs w:val="21"/>
-        </w:rPr>
-      </w:pPr>
-      <w:r>
-        <w:rPr>
-          <w:rFonts w:ascii="宋体" w:eastAsia="宋体" w:hAnsi="宋体" w:cs="宋体" w:hint="eastAsia"/>
-          <w:szCs w:val="21"/>
-        </w:rPr>
-        <w:t>Input: 0,0</w:t>
-      </w:r>
-    </w:p>
-    <w:p>
-      <w:pPr>
-        <w:pStyle w:val="a3"/>
-        <w:adjustRightInd w:val="0"/>
-        <w:snapToGrid w:val="0"/>
-        <w:spacing w:beforeLines="50" w:before="156" w:afterLines="50" w:after="156" w:line="300" w:lineRule="auto"/>
-        <w:ind w:firstLineChars="0" w:firstLine="0"/>
-        <w:rPr>
-          <w:rFonts w:ascii="宋体" w:eastAsia="宋体" w:hAnsi="宋体" w:cs="宋体"/>
-          <w:szCs w:val="21"/>
-        </w:rPr>
-      </w:pPr>
-      <w:r>
-        <w:rPr>
-          <w:rFonts w:ascii="宋体" w:eastAsia="宋体" w:hAnsi="宋体" w:cs="宋体" w:hint="eastAsia"/>
-          <w:szCs w:val="21"/>
-        </w:rPr>
-        <w:t>Output: 0</w:t>
-      </w:r>
-    </w:p>
-    <w:p>
-      <w:pPr>
-        <w:pStyle w:val="a3"/>
-        <w:adjustRightInd w:val="0"/>
-        <w:snapToGrid w:val="0"/>
-        <w:spacing w:beforeLines="50" w:before="156" w:afterLines="50" w:after="156" w:line="300" w:lineRule="auto"/>
-        <w:ind w:firstLineChars="0" w:firstLine="0"/>
-        <w:rPr>
-          <w:rFonts w:ascii="宋体" w:eastAsia="宋体" w:hAnsi="宋体" w:cs="宋体"/>
-          <w:szCs w:val="21"/>
-        </w:rPr>
-      </w:pPr>
+        <w:drawing>
+          <wp:inline distT="0" distB="0" distL="0" distR="0">
+            <wp:extent cx="5829300" cy="2514600"/>
+            <wp:effectExtent l="0" t="0" r="0" b="0"/>
+            <wp:docPr id="100000" name="Picture 100000" descr="image.png"/>
+            <wp:cNvGraphicFramePr>
+              <a:graphicFrameLocks xmlns:a="http://schemas.openxmlformats.org/drawingml/2006/main" noChangeAspect="1"/>
+            </wp:cNvGraphicFramePr>
+            <a:graphic xmlns:a="http://schemas.openxmlformats.org/drawingml/2006/main">
+              <a:graphicData uri="http://schemas.openxmlformats.org/drawingml/2006/picture">
+                <pic:pic xmlns:pic="http://schemas.openxmlformats.org/drawingml/2006/picture">
+                  <pic:nvPicPr>
+                    <pic:cNvPr id="100000" name="image100000" descr="image.png"/>
+                    <pic:cNvPicPr/>
+                  </pic:nvPicPr>
+                  <pic:blipFill>
+                    <a:blip r:embed="rId9"/>
+                    <a:stretch>
+                      <a:fillRect/>
+                    </a:stretch>
+                  </pic:blipFill>
+                  <pic:spPr>
+                    <a:xfrm>
+                      <a:off x="0" y="0"/>
+                      <a:ext cx="5829300" cy="2514600"/>
+                    </a:xfrm>
+                    <a:prstGeom prst="rect">
+                      <a:avLst/>
+                    </a:prstGeom>
+                  </pic:spPr>
+                </pic:pic>
+              </a:graphicData>
+            </a:graphic>
+          </wp:inline>
+        </w:drawing>
+      </w:r>
     </w:p>
     <w:p>
       <w:pPr>
@@ -248,19 +333,19 @@
           <w:ilvl w:val="0"/>
           <w:numId w:val="1"/>
         </w:numPr>
-        <w:adjustRightInd w:val="0"/>
-        <w:snapToGrid w:val="0"/>
-        <w:spacing w:beforeLines="50" w:before="156" w:afterLines="50" w:after="156" w:line="300" w:lineRule="auto"/>
-        <w:ind w:firstLineChars="0"/>
-        <w:rPr>
-          <w:rFonts w:ascii="微软雅黑" w:eastAsia="微软雅黑" w:hAnsi="微软雅黑" w:cs="微软雅黑"/>
+        <w:spacing w:before="156" w:after="156" w:line="300" w:lineRule="auto"/>
+        <w:ind w:left="425" w:hanging="425"/>
+        <w:jc w:val="both"/>
+        <w:rPr>
+          <w:rFonts w:ascii="微软雅黑" w:hAnsi="微软雅黑" w:eastAsia="微软雅黑" w:cs="微软雅黑"/>
           <w:sz w:val="28"/>
           <w:szCs w:val="28"/>
         </w:rPr>
       </w:pPr>
       <w:r>
         <w:rPr>
-          <w:rFonts w:ascii="微软雅黑" w:eastAsia="微软雅黑" w:hAnsi="微软雅黑" w:cs="微软雅黑" w:hint="eastAsia"/>
+          <w:rFonts w:ascii="微软雅黑" w:hAnsi="微软雅黑" w:eastAsia="微软雅黑" w:cs="微软雅黑"/>
+          <w:kern w:val="2"/>
           <w:sz w:val="28"/>
           <w:szCs w:val="28"/>
         </w:rPr>
@@ -270,203 +355,386 @@
     <w:p>
       <w:pPr>
         <w:pStyle w:val="a3"/>
-        <w:adjustRightInd w:val="0"/>
-        <w:snapToGrid w:val="0"/>
-        <w:spacing w:beforeLines="50" w:before="156" w:afterLines="50" w:after="156" w:line="300" w:lineRule="auto"/>
-        <w:ind w:firstLineChars="0" w:firstLine="0"/>
-        <w:rPr>
-          <w:rFonts w:ascii="宋体" w:eastAsia="宋体" w:hAnsi="宋体" w:cs="宋体"/>
+        <w:spacing w:before="156" w:after="156" w:line="300" w:lineRule="auto"/>
+        <w:jc w:val="both"/>
+        <w:rPr>
+          <w:rFonts w:ascii="宋体" w:hAnsi="宋体" w:eastAsia="宋体" w:cs="宋体"/>
           <w:szCs w:val="21"/>
         </w:rPr>
       </w:pPr>
       <w:r>
         <w:rPr>
-          <w:rFonts w:ascii="宋体" w:eastAsia="宋体" w:hAnsi="宋体" w:cs="宋体" w:hint="eastAsia"/>
-          <w:szCs w:val="21"/>
-        </w:rPr>
-        <w:t>测试样例：</w:t>
-      </w:r>
-    </w:p>
-    <w:p>
-      <w:pPr>
-        <w:pStyle w:val="a3"/>
-        <w:adjustRightInd w:val="0"/>
-        <w:snapToGrid w:val="0"/>
-        <w:spacing w:beforeLines="50" w:before="156" w:afterLines="50" w:after="156" w:line="300" w:lineRule="auto"/>
-        <w:ind w:firstLineChars="0" w:firstLine="0"/>
-        <w:rPr>
-          <w:rFonts w:ascii="宋体" w:eastAsia="宋体" w:hAnsi="宋体" w:cs="宋体"/>
-          <w:szCs w:val="21"/>
-        </w:rPr>
-      </w:pPr>
-      <w:r>
-        <w:rPr>
-          <w:rFonts w:ascii="宋体" w:eastAsia="宋体" w:hAnsi="宋体" w:cs="宋体" w:hint="eastAsia"/>
-          <w:szCs w:val="21"/>
-        </w:rPr>
-        <w:t>Case1:</w:t>
-      </w:r>
-    </w:p>
-    <w:p>
-      <w:pPr>
-        <w:pStyle w:val="a3"/>
-        <w:adjustRightInd w:val="0"/>
-        <w:snapToGrid w:val="0"/>
-        <w:spacing w:beforeLines="50" w:before="156" w:afterLines="50" w:after="156" w:line="300" w:lineRule="auto"/>
-        <w:ind w:firstLineChars="0" w:firstLine="0"/>
-        <w:rPr>
-          <w:rFonts w:ascii="宋体" w:eastAsia="宋体" w:hAnsi="宋体" w:cs="宋体"/>
-          <w:szCs w:val="21"/>
-        </w:rPr>
-      </w:pPr>
-      <w:r>
-        <w:rPr>
-          <w:rFonts w:ascii="宋体" w:eastAsia="宋体" w:hAnsi="宋体" w:cs="宋体" w:hint="eastAsia"/>
-          <w:szCs w:val="21"/>
-        </w:rPr>
-        <w:t>Input: 4,6</w:t>
-      </w:r>
-    </w:p>
-    <w:p>
-      <w:pPr>
-        <w:pStyle w:val="a3"/>
-        <w:adjustRightInd w:val="0"/>
-        <w:snapToGrid w:val="0"/>
-        <w:spacing w:beforeLines="50" w:before="156" w:afterLines="50" w:after="156" w:line="300" w:lineRule="auto"/>
-        <w:ind w:firstLineChars="0" w:firstLine="0"/>
-        <w:rPr>
-          <w:rFonts w:ascii="宋体" w:eastAsia="宋体" w:hAnsi="宋体" w:cs="宋体"/>
-          <w:szCs w:val="21"/>
-        </w:rPr>
-      </w:pPr>
-      <w:r>
-        <w:rPr>
-          <w:rFonts w:ascii="宋体" w:eastAsia="宋体" w:hAnsi="宋体" w:cs="宋体" w:hint="eastAsia"/>
-          <w:szCs w:val="21"/>
-        </w:rPr>
-        <w:t>Output: 12</w:t>
-      </w:r>
-    </w:p>
-    <w:p>
-      <w:pPr>
-        <w:pStyle w:val="a3"/>
-        <w:adjustRightInd w:val="0"/>
-        <w:snapToGrid w:val="0"/>
-        <w:spacing w:beforeLines="50" w:before="156" w:afterLines="50" w:after="156" w:line="300" w:lineRule="auto"/>
-        <w:ind w:firstLineChars="0" w:firstLine="0"/>
-        <w:rPr>
-          <w:rFonts w:ascii="宋体" w:eastAsia="宋体" w:hAnsi="宋体" w:cs="宋体"/>
-          <w:szCs w:val="21"/>
-        </w:rPr>
-      </w:pPr>
-      <w:r>
-        <w:rPr>
-          <w:rFonts w:ascii="宋体" w:eastAsia="宋体" w:hAnsi="宋体" w:cs="宋体" w:hint="eastAsia"/>
-          <w:szCs w:val="21"/>
-        </w:rPr>
-        <w:t>Case2:</w:t>
-      </w:r>
-    </w:p>
-    <w:p>
-      <w:pPr>
-        <w:pStyle w:val="a3"/>
-        <w:adjustRightInd w:val="0"/>
-        <w:snapToGrid w:val="0"/>
-        <w:spacing w:beforeLines="50" w:before="156" w:afterLines="50" w:after="156" w:line="300" w:lineRule="auto"/>
-        <w:ind w:firstLineChars="0" w:firstLine="0"/>
-        <w:rPr>
-          <w:rFonts w:ascii="宋体" w:eastAsia="宋体" w:hAnsi="宋体" w:cs="宋体"/>
-          <w:szCs w:val="21"/>
-        </w:rPr>
-      </w:pPr>
-      <w:r>
-        <w:rPr>
-          <w:rFonts w:ascii="宋体" w:eastAsia="宋体" w:hAnsi="宋体" w:cs="宋体" w:hint="eastAsia"/>
-          <w:szCs w:val="21"/>
-        </w:rPr>
-        <w:t>Input: 5,7</w:t>
-      </w:r>
-    </w:p>
-    <w:p>
-      <w:pPr>
-        <w:pStyle w:val="a3"/>
-        <w:adjustRightInd w:val="0"/>
-        <w:snapToGrid w:val="0"/>
-        <w:spacing w:beforeLines="50" w:before="156" w:afterLines="50" w:after="156" w:line="300" w:lineRule="auto"/>
-        <w:ind w:firstLineChars="0" w:firstLine="0"/>
-        <w:rPr>
-          <w:rFonts w:ascii="宋体" w:eastAsia="宋体" w:hAnsi="宋体" w:cs="宋体"/>
-          <w:szCs w:val="21"/>
-        </w:rPr>
-      </w:pPr>
-      <w:r>
-        <w:rPr>
-          <w:rFonts w:ascii="宋体" w:eastAsia="宋体" w:hAnsi="宋体" w:cs="宋体" w:hint="eastAsia"/>
-          <w:szCs w:val="21"/>
-        </w:rPr>
-        <w:t>Output: 35</w:t>
-      </w:r>
-    </w:p>
-    <w:p>
-      <w:pPr>
-        <w:pStyle w:val="a3"/>
-        <w:adjustRightInd w:val="0"/>
-        <w:snapToGrid w:val="0"/>
-        <w:spacing w:beforeLines="50" w:before="156" w:afterLines="50" w:after="156" w:line="300" w:lineRule="auto"/>
-        <w:ind w:firstLineChars="0" w:firstLine="0"/>
-        <w:rPr>
-          <w:rFonts w:ascii="宋体" w:eastAsia="宋体" w:hAnsi="宋体" w:cs="宋体"/>
-          <w:szCs w:val="21"/>
-        </w:rPr>
-      </w:pPr>
-      <w:r>
-        <w:rPr>
-          <w:rFonts w:ascii="宋体" w:eastAsia="宋体" w:hAnsi="宋体" w:cs="宋体" w:hint="eastAsia"/>
-          <w:szCs w:val="21"/>
-        </w:rPr>
-        <w:t>Case3:</w:t>
-      </w:r>
-    </w:p>
-    <w:p>
-      <w:pPr>
-        <w:pStyle w:val="a3"/>
-        <w:adjustRightInd w:val="0"/>
-        <w:snapToGrid w:val="0"/>
-        <w:spacing w:beforeLines="50" w:before="156" w:afterLines="50" w:after="156" w:line="300" w:lineRule="auto"/>
-        <w:ind w:firstLineChars="0" w:firstLine="0"/>
-        <w:rPr>
-          <w:rFonts w:ascii="宋体" w:eastAsia="宋体" w:hAnsi="宋体" w:cs="宋体"/>
-          <w:szCs w:val="21"/>
-        </w:rPr>
-      </w:pPr>
-      <w:r>
-        <w:rPr>
-          <w:rFonts w:ascii="宋体" w:eastAsia="宋体" w:hAnsi="宋体" w:cs="宋体" w:hint="eastAsia"/>
-          <w:szCs w:val="21"/>
-        </w:rPr>
-        <w:t>Input: 8,8</w:t>
-      </w:r>
-    </w:p>
-    <w:p>
-      <w:pPr>
-        <w:pStyle w:val="a3"/>
-        <w:adjustRightInd w:val="0"/>
-        <w:snapToGrid w:val="0"/>
-        <w:spacing w:beforeLines="50" w:before="156" w:afterLines="50" w:after="156" w:line="300" w:lineRule="auto"/>
-        <w:ind w:firstLineChars="0" w:firstLine="0"/>
-        <w:rPr>
-          <w:rFonts w:ascii="宋体" w:eastAsia="宋体" w:hAnsi="宋体" w:cs="宋体"/>
-          <w:szCs w:val="21"/>
-        </w:rPr>
-      </w:pPr>
-      <w:r>
-        <w:rPr>
-          <w:rFonts w:ascii="宋体" w:eastAsia="宋体" w:hAnsi="宋体" w:cs="宋体" w:hint="eastAsia"/>
-          <w:szCs w:val="21"/>
-        </w:rPr>
-        <w:t>Output: 8</w:t>
-      </w:r>
-    </w:p>
+          <w:rFonts w:ascii="Consolas" w:cs="Consolas"/>
+          <w:sz w:val="21"/>
+          <w:szCs w:val="21"/>
+        </w:rPr>
+        <w:t>#include &lt;stdio.h&gt;</w:t>
+      </w:r>
+    </w:p>
+    <w:p>
+      <w:r>
+        <w:br w:type="textWrapping"/>
+      </w:r>
+    </w:p>
+    <w:p>
+      <w:r>
+        <w:rPr>
+          <w:rFonts w:ascii="Consolas" w:cs="Consolas"/>
+          <w:sz w:val="21"/>
+          <w:szCs w:val="21"/>
+        </w:rPr>
+        <w:t>int getlcm(int a, int b);</w:t>
+      </w:r>
+    </w:p>
+    <w:p>
+      <w:r>
+        <w:br w:type="textWrapping"/>
+      </w:r>
+    </w:p>
+    <w:p>
+      <w:r>
+        <w:rPr>
+          <w:rFonts w:ascii="Consolas" w:cs="Consolas"/>
+          <w:sz w:val="21"/>
+          <w:szCs w:val="21"/>
+        </w:rPr>
+        <w:t>int main(void)</w:t>
+      </w:r>
+    </w:p>
+    <w:p>
+      <w:r>
+        <w:rPr>
+          <w:rFonts w:ascii="Consolas" w:cs="Consolas"/>
+          <w:sz w:val="21"/>
+          <w:szCs w:val="21"/>
+        </w:rPr>
+        <w:t>{</w:t>
+      </w:r>
+    </w:p>
+    <w:p>
+      <w:r>
+        <w:rPr>
+          <w:rFonts w:ascii="Consolas" w:cs="Consolas"/>
+          <w:sz w:val="21"/>
+          <w:szCs w:val="21"/>
+        </w:rPr>
+        <w:t>    int num1, num2;</w:t>
+      </w:r>
+    </w:p>
+    <w:p>
+      <w:r>
+        <w:br w:type="textWrapping"/>
+      </w:r>
+    </w:p>
+    <w:p>
+      <w:r>
+        <w:rPr>
+          <w:rFonts w:ascii="Consolas" w:cs="Consolas"/>
+          <w:sz w:val="21"/>
+          <w:szCs w:val="21"/>
+        </w:rPr>
+        <w:t>    printf("请输入两个正整数: ");</w:t>
+      </w:r>
+    </w:p>
+    <w:p>
+      <w:r>
+        <w:rPr>
+          <w:rFonts w:ascii="Consolas" w:cs="Consolas"/>
+          <w:sz w:val="21"/>
+          <w:szCs w:val="21"/>
+        </w:rPr>
+        <w:t>    scanf("%d %d", &amp;num1, &amp;num2);</w:t>
+      </w:r>
+    </w:p>
+    <w:p>
+      <w:r>
+        <w:br w:type="textWrapping"/>
+      </w:r>
+    </w:p>
+    <w:p>
+      <w:r>
+        <w:rPr>
+          <w:rFonts w:ascii="Consolas" w:cs="Consolas"/>
+          <w:sz w:val="21"/>
+          <w:szCs w:val="21"/>
+        </w:rPr>
+        <w:t>    int lcm = getlcm(num1, num2);</w:t>
+      </w:r>
+    </w:p>
+    <w:p>
+      <w:r>
+        <w:br w:type="textWrapping"/>
+      </w:r>
+    </w:p>
+    <w:p>
+      <w:r>
+        <w:rPr>
+          <w:rFonts w:ascii="Consolas" w:cs="Consolas"/>
+          <w:sz w:val="21"/>
+          <w:szCs w:val="21"/>
+        </w:rPr>
+        <w:t>    printf("最小公倍数是: %d\n", lcm);</w:t>
+      </w:r>
+    </w:p>
+    <w:p>
+      <w:r>
+        <w:rPr>
+          <w:rFonts w:ascii="Consolas" w:cs="Consolas"/>
+          <w:sz w:val="21"/>
+          <w:szCs w:val="21"/>
+        </w:rPr>
+        <w:t>    return 0;</w:t>
+      </w:r>
+    </w:p>
+    <w:p>
+      <w:r>
+        <w:rPr>
+          <w:rFonts w:ascii="Consolas" w:cs="Consolas"/>
+          <w:sz w:val="21"/>
+          <w:szCs w:val="21"/>
+        </w:rPr>
+        <w:t>}</w:t>
+      </w:r>
+    </w:p>
+    <w:p>
+      <w:r>
+        <w:br w:type="textWrapping"/>
+      </w:r>
+    </w:p>
+    <w:p>
+      <w:r>
+        <w:rPr>
+          <w:rFonts w:ascii="Consolas" w:cs="Consolas"/>
+          <w:sz w:val="21"/>
+          <w:szCs w:val="21"/>
+        </w:rPr>
+        <w:t>int getlcm(int a, int b)</w:t>
+      </w:r>
+    </w:p>
+    <w:p>
+      <w:r>
+        <w:rPr>
+          <w:rFonts w:ascii="Consolas" w:cs="Consolas"/>
+          <w:sz w:val="21"/>
+          <w:szCs w:val="21"/>
+        </w:rPr>
+        <w:t>{</w:t>
+      </w:r>
+    </w:p>
+    <w:p>
+      <w:r>
+        <w:rPr>
+          <w:rFonts w:ascii="Consolas" w:cs="Consolas"/>
+          <w:sz w:val="21"/>
+          <w:szCs w:val="21"/>
+        </w:rPr>
+        <w:t xml:space="preserve">    int max = (a &gt; b) ? a : b; </w:t>
+      </w:r>
+    </w:p>
+    <w:p>
+      <w:r>
+        <w:rPr>
+          <w:rFonts w:ascii="Consolas" w:cs="Consolas"/>
+          <w:sz w:val="21"/>
+          <w:szCs w:val="21"/>
+        </w:rPr>
+        <w:t>    int lcm = max;</w:t>
+      </w:r>
+    </w:p>
+    <w:p>
+      <w:r>
+        <w:br w:type="textWrapping"/>
+      </w:r>
+    </w:p>
+    <w:p>
+      <w:r>
+        <w:rPr>
+          <w:rFonts w:ascii="Consolas" w:cs="Consolas"/>
+          <w:sz w:val="21"/>
+          <w:szCs w:val="21"/>
+        </w:rPr>
+        <w:t>    while (1)</w:t>
+      </w:r>
+    </w:p>
+    <w:p>
+      <w:r>
+        <w:rPr>
+          <w:rFonts w:ascii="Consolas" w:cs="Consolas"/>
+          <w:sz w:val="21"/>
+          <w:szCs w:val="21"/>
+        </w:rPr>
+        <w:t>    {</w:t>
+      </w:r>
+    </w:p>
+    <w:p>
+      <w:r>
+        <w:rPr>
+          <w:rFonts w:ascii="Consolas" w:cs="Consolas"/>
+          <w:sz w:val="21"/>
+          <w:szCs w:val="21"/>
+        </w:rPr>
+        <w:t>        if (lcm % a == 0 &amp;&amp; lcm % b == 0)//如果较大的数是两个数的倍数，则他就是最小公倍数</w:t>
+      </w:r>
+    </w:p>
+    <w:p>
+      <w:r>
+        <w:rPr>
+          <w:rFonts w:ascii="Consolas" w:cs="Consolas"/>
+          <w:sz w:val="21"/>
+          <w:szCs w:val="21"/>
+        </w:rPr>
+        <w:t>        {</w:t>
+      </w:r>
+    </w:p>
+    <w:p>
+      <w:r>
+        <w:rPr>
+          <w:rFonts w:ascii="Consolas" w:cs="Consolas"/>
+          <w:sz w:val="21"/>
+          <w:szCs w:val="21"/>
+        </w:rPr>
+        <w:t xml:space="preserve">            return lcm; </w:t>
+      </w:r>
+    </w:p>
+    <w:p>
+      <w:r>
+        <w:rPr>
+          <w:rFonts w:ascii="Consolas" w:cs="Consolas"/>
+          <w:sz w:val="21"/>
+          <w:szCs w:val="21"/>
+        </w:rPr>
+        <w:t>        }</w:t>
+      </w:r>
+    </w:p>
+    <w:p>
+      <w:r>
+        <w:rPr>
+          <w:rFonts w:ascii="Consolas" w:cs="Consolas"/>
+          <w:sz w:val="21"/>
+          <w:szCs w:val="21"/>
+        </w:rPr>
+        <w:t>        //否则加上较大的数</w:t>
+      </w:r>
+    </w:p>
+    <w:p>
+      <w:r>
+        <w:rPr>
+          <w:rFonts w:ascii="Consolas" w:cs="Consolas"/>
+          <w:sz w:val="21"/>
+          <w:szCs w:val="21"/>
+        </w:rPr>
+        <w:t xml:space="preserve">        lcm += max; </w:t>
+      </w:r>
+    </w:p>
+    <w:p>
+      <w:r>
+        <w:rPr>
+          <w:rFonts w:ascii="Consolas" w:cs="Consolas"/>
+          <w:sz w:val="21"/>
+          <w:szCs w:val="21"/>
+        </w:rPr>
+        <w:t>    }</w:t>
+      </w:r>
+    </w:p>
+    <w:p>
+      <w:r>
+        <w:rPr>
+          <w:rFonts w:ascii="Consolas" w:cs="Consolas"/>
+          <w:sz w:val="21"/>
+          <w:szCs w:val="21"/>
+        </w:rPr>
+        <w:t>}</w:t>
+      </w:r>
+    </w:p>
+    <w:p/>
+    <w:p/>
+    <w:p/>
+    <w:p/>
+    <w:p/>
+    <w:p/>
+    <w:p/>
+    <w:p/>
+    <w:p/>
+    <w:p>
+      <w:r>
+        <w:drawing>
+          <wp:inline distT="0" distB="0" distL="0" distR="0">
+            <wp:extent cx="5829300" cy="2419350"/>
+            <wp:effectExtent l="0" t="0" r="0" b="0"/>
+            <wp:docPr id="100001" name="Picture 100001" descr="image.png"/>
+            <wp:cNvGraphicFramePr>
+              <a:graphicFrameLocks xmlns:a="http://schemas.openxmlformats.org/drawingml/2006/main" noChangeAspect="1"/>
+            </wp:cNvGraphicFramePr>
+            <a:graphic xmlns:a="http://schemas.openxmlformats.org/drawingml/2006/main">
+              <a:graphicData uri="http://schemas.openxmlformats.org/drawingml/2006/picture">
+                <pic:pic xmlns:pic="http://schemas.openxmlformats.org/drawingml/2006/picture">
+                  <pic:nvPicPr>
+                    <pic:cNvPr id="100001" name="image100001" descr="image.png"/>
+                    <pic:cNvPicPr/>
+                  </pic:nvPicPr>
+                  <pic:blipFill>
+                    <a:blip r:embed="rId10"/>
+                    <a:stretch>
+                      <a:fillRect/>
+                    </a:stretch>
+                  </pic:blipFill>
+                  <pic:spPr>
+                    <a:xfrm>
+                      <a:off x="0" y="0"/>
+                      <a:ext cx="5829300" cy="2419350"/>
+                    </a:xfrm>
+                    <a:prstGeom prst="rect">
+                      <a:avLst/>
+                    </a:prstGeom>
+                  </pic:spPr>
+                </pic:pic>
+              </a:graphicData>
+            </a:graphic>
+          </wp:inline>
+        </w:drawing>
+      </w:r>
+    </w:p>
+    <w:p/>
+    <w:p/>
+    <w:p/>
+    <w:p/>
+    <w:p/>
+    <w:p/>
+    <w:p/>
+    <w:p/>
+    <w:p/>
+    <w:p/>
+    <w:p/>
+    <w:p/>
+    <w:p/>
+    <w:p/>
+    <w:p/>
+    <w:p/>
+    <w:p/>
+    <w:p/>
+    <w:p/>
+    <w:p/>
+    <w:p/>
+    <w:p/>
+    <w:p/>
+    <w:p/>
+    <w:p/>
+    <w:p/>
+    <w:p/>
+    <w:p/>
+    <w:p/>
+    <w:p/>
+    <w:p/>
+    <w:p/>
+    <w:p/>
+    <w:p/>
+    <w:p/>
+    <w:p/>
+    <w:p/>
+    <w:p/>
+    <w:p/>
+    <w:p/>
+    <w:p/>
     <w:p>
       <w:pPr>
         <w:pStyle w:val="a3"/>
@@ -474,231 +742,334 @@
           <w:ilvl w:val="0"/>
           <w:numId w:val="1"/>
         </w:numPr>
-        <w:adjustRightInd w:val="0"/>
-        <w:snapToGrid w:val="0"/>
-        <w:spacing w:beforeLines="50" w:before="156" w:afterLines="50" w:after="156" w:line="300" w:lineRule="auto"/>
-        <w:ind w:firstLineChars="0"/>
-        <w:rPr>
-          <w:rFonts w:ascii="微软雅黑" w:eastAsia="微软雅黑" w:hAnsi="微软雅黑" w:cs="微软雅黑"/>
+        <w:spacing w:before="156" w:after="156" w:line="300" w:lineRule="auto"/>
+        <w:ind w:left="425" w:hanging="425"/>
+        <w:jc w:val="both"/>
+        <w:rPr>
+          <w:rFonts w:ascii="微软雅黑" w:hAnsi="微软雅黑" w:eastAsia="微软雅黑" w:cs="微软雅黑"/>
           <w:sz w:val="28"/>
           <w:szCs w:val="28"/>
         </w:rPr>
       </w:pPr>
       <w:r>
-        <w:rPr>
-          <w:rFonts w:ascii="微软雅黑" w:eastAsia="微软雅黑" w:hAnsi="微软雅黑" w:cs="微软雅黑" w:hint="eastAsia"/>
+        <w:lastRenderedPageBreak/>
+        <w:rPr>
+          <w:rFonts w:ascii="微软雅黑" w:hAnsi="微软雅黑" w:eastAsia="微软雅黑" w:cs="微软雅黑"/>
+          <w:kern w:val="2"/>
           <w:sz w:val="28"/>
           <w:szCs w:val="28"/>
         </w:rPr>
-        <w:lastRenderedPageBreak/>
         <w:t>使用递归函数实现计算n的k次方，其中n与k均为正整数。</w:t>
       </w:r>
     </w:p>
     <w:p>
       <w:pPr>
         <w:pStyle w:val="a3"/>
-        <w:adjustRightInd w:val="0"/>
-        <w:snapToGrid w:val="0"/>
-        <w:spacing w:beforeLines="50" w:before="156" w:afterLines="50" w:after="156" w:line="300" w:lineRule="auto"/>
-        <w:ind w:firstLineChars="0" w:firstLine="0"/>
-        <w:rPr>
-          <w:rFonts w:ascii="宋体" w:eastAsia="宋体" w:hAnsi="宋体" w:cs="宋体"/>
+        <w:spacing w:before="156" w:after="156" w:line="300" w:lineRule="auto"/>
+        <w:jc w:val="both"/>
+        <w:rPr>
+          <w:rFonts w:ascii="宋体" w:hAnsi="宋体" w:eastAsia="宋体" w:cs="宋体"/>
           <w:szCs w:val="21"/>
         </w:rPr>
       </w:pPr>
       <w:r>
         <w:rPr>
-          <w:rFonts w:ascii="宋体" w:eastAsia="宋体" w:hAnsi="宋体" w:cs="宋体" w:hint="eastAsia"/>
-          <w:szCs w:val="21"/>
-        </w:rPr>
-        <w:t>测试样例：</w:t>
-      </w:r>
-    </w:p>
+          <w:rFonts w:ascii="Consolas" w:cs="Consolas"/>
+          <w:sz w:val="21"/>
+          <w:szCs w:val="21"/>
+        </w:rPr>
+        <w:t>#include &lt;stdio.h&gt;</w:t>
+      </w:r>
+    </w:p>
+    <w:p>
+      <w:r>
+        <w:br w:type="textWrapping"/>
+      </w:r>
+    </w:p>
+    <w:p>
+      <w:r>
+        <w:rPr>
+          <w:rFonts w:ascii="Consolas" w:cs="Consolas"/>
+          <w:sz w:val="21"/>
+          <w:szCs w:val="21"/>
+        </w:rPr>
+        <w:t>int power(int n, int k);</w:t>
+      </w:r>
+    </w:p>
+    <w:p>
+      <w:r>
+        <w:br w:type="textWrapping"/>
+      </w:r>
+    </w:p>
+    <w:p>
+      <w:r>
+        <w:rPr>
+          <w:rFonts w:ascii="Consolas" w:cs="Consolas"/>
+          <w:sz w:val="21"/>
+          <w:szCs w:val="21"/>
+        </w:rPr>
+        <w:t>int main(void)</w:t>
+      </w:r>
+    </w:p>
+    <w:p>
+      <w:r>
+        <w:rPr>
+          <w:rFonts w:ascii="Consolas" w:cs="Consolas"/>
+          <w:sz w:val="21"/>
+          <w:szCs w:val="21"/>
+        </w:rPr>
+        <w:t>{</w:t>
+      </w:r>
+    </w:p>
+    <w:p>
+      <w:r>
+        <w:rPr>
+          <w:rFonts w:ascii="Consolas" w:cs="Consolas"/>
+          <w:sz w:val="21"/>
+          <w:szCs w:val="21"/>
+        </w:rPr>
+        <w:t>    int n, k;</w:t>
+      </w:r>
+    </w:p>
+    <w:p>
+      <w:r>
+        <w:br w:type="textWrapping"/>
+      </w:r>
+    </w:p>
+    <w:p>
+      <w:r>
+        <w:rPr>
+          <w:rFonts w:ascii="Consolas" w:cs="Consolas"/>
+          <w:sz w:val="21"/>
+          <w:szCs w:val="21"/>
+        </w:rPr>
+        <w:t>    printf("请输入两个正整数n和k: ");</w:t>
+      </w:r>
+    </w:p>
+    <w:p>
+      <w:r>
+        <w:rPr>
+          <w:rFonts w:ascii="Consolas" w:cs="Consolas"/>
+          <w:sz w:val="21"/>
+          <w:szCs w:val="21"/>
+        </w:rPr>
+        <w:t>    scanf("%d %d", &amp;n, &amp;k);</w:t>
+      </w:r>
+    </w:p>
+    <w:p>
+      <w:r>
+        <w:br w:type="textWrapping"/>
+      </w:r>
+    </w:p>
+    <w:p>
+      <w:r>
+        <w:rPr>
+          <w:rFonts w:ascii="Consolas" w:cs="Consolas"/>
+          <w:sz w:val="21"/>
+          <w:szCs w:val="21"/>
+        </w:rPr>
+        <w:t>    int result = power(n, k);</w:t>
+      </w:r>
+      <w:r>
+        <w:br w:type="textWrapping"/>
+      </w:r>
+    </w:p>
+    <w:p>
+      <w:r>
+        <w:rPr>
+          <w:rFonts w:ascii="Consolas" w:cs="Consolas"/>
+          <w:sz w:val="21"/>
+          <w:szCs w:val="21"/>
+        </w:rPr>
+        <w:t>    printf("%d的%d次方是: %d\n", n, k, result);</w:t>
+      </w:r>
+    </w:p>
+    <w:p>
+      <w:r>
+        <w:rPr>
+          <w:rFonts w:ascii="Consolas" w:cs="Consolas"/>
+          <w:sz w:val="21"/>
+          <w:szCs w:val="21"/>
+        </w:rPr>
+        <w:t>    return 0;</w:t>
+      </w:r>
+    </w:p>
+    <w:p>
+      <w:r>
+        <w:rPr>
+          <w:rFonts w:ascii="Consolas" w:cs="Consolas"/>
+          <w:sz w:val="21"/>
+          <w:szCs w:val="21"/>
+        </w:rPr>
+        <w:t>}</w:t>
+      </w:r>
+    </w:p>
+    <w:p>
+      <w:r>
+        <w:br w:type="textWrapping"/>
+      </w:r>
+    </w:p>
+    <w:p>
+      <w:r>
+        <w:rPr>
+          <w:rFonts w:ascii="Consolas" w:cs="Consolas"/>
+          <w:sz w:val="21"/>
+          <w:szCs w:val="21"/>
+        </w:rPr>
+        <w:t>int power(int n, int k)</w:t>
+      </w:r>
+    </w:p>
+    <w:p>
+      <w:r>
+        <w:rPr>
+          <w:rFonts w:ascii="Consolas" w:cs="Consolas"/>
+          <w:sz w:val="21"/>
+          <w:szCs w:val="21"/>
+        </w:rPr>
+        <w:t>{</w:t>
+      </w:r>
+    </w:p>
+    <w:p>
+      <w:r>
+        <w:rPr>
+          <w:rFonts w:ascii="Consolas" w:cs="Consolas"/>
+          <w:sz w:val="21"/>
+          <w:szCs w:val="21"/>
+        </w:rPr>
+        <w:t>    if (k == 0) // 非0数的0次方为1</w:t>
+      </w:r>
+    </w:p>
+    <w:p>
+      <w:r>
+        <w:rPr>
+          <w:rFonts w:ascii="Consolas" w:cs="Consolas"/>
+          <w:sz w:val="21"/>
+          <w:szCs w:val="21"/>
+        </w:rPr>
+        <w:t>    {</w:t>
+      </w:r>
+    </w:p>
+    <w:p>
+      <w:r>
+        <w:rPr>
+          <w:rFonts w:ascii="Consolas" w:cs="Consolas"/>
+          <w:sz w:val="21"/>
+          <w:szCs w:val="21"/>
+        </w:rPr>
+        <w:t>        return 1;</w:t>
+      </w:r>
+    </w:p>
+    <w:p>
+      <w:r>
+        <w:rPr>
+          <w:rFonts w:ascii="Consolas" w:cs="Consolas"/>
+          <w:sz w:val="21"/>
+          <w:szCs w:val="21"/>
+        </w:rPr>
+        <w:t>    }</w:t>
+      </w:r>
+    </w:p>
+    <w:p>
+      <w:r>
+        <w:rPr>
+          <w:rFonts w:ascii="Consolas" w:cs="Consolas"/>
+          <w:sz w:val="21"/>
+          <w:szCs w:val="21"/>
+        </w:rPr>
+        <w:t>    else //递归情况。n的k次方等于n乘以n的k-1次方</w:t>
+      </w:r>
+    </w:p>
+    <w:p>
+      <w:r>
+        <w:rPr>
+          <w:rFonts w:ascii="Consolas" w:cs="Consolas"/>
+          <w:sz w:val="21"/>
+          <w:szCs w:val="21"/>
+        </w:rPr>
+        <w:t>    {</w:t>
+      </w:r>
+    </w:p>
+    <w:p>
+      <w:r>
+        <w:rPr>
+          <w:rFonts w:ascii="Consolas" w:cs="Consolas"/>
+          <w:sz w:val="21"/>
+          <w:szCs w:val="21"/>
+        </w:rPr>
+        <w:t>        return n * power(n, k - 1);</w:t>
+      </w:r>
+    </w:p>
+    <w:p>
+      <w:r>
+        <w:rPr>
+          <w:rFonts w:ascii="Consolas" w:cs="Consolas"/>
+          <w:sz w:val="21"/>
+          <w:szCs w:val="21"/>
+        </w:rPr>
+        <w:t>    }</w:t>
+      </w:r>
+    </w:p>
+    <w:p>
+      <w:r>
+        <w:rPr>
+          <w:rFonts w:ascii="Consolas" w:cs="Consolas"/>
+          <w:sz w:val="21"/>
+          <w:szCs w:val="21"/>
+        </w:rPr>
+        <w:t>}</w:t>
+      </w:r>
+    </w:p>
+    <w:p/>
+    <w:p>
+      <w:r>
+        <w:drawing>
+          <wp:inline distT="0" distB="0" distL="0" distR="0">
+            <wp:extent cx="5829300" cy="1666875"/>
+            <wp:effectExtent l="0" t="0" r="0" b="0"/>
+            <wp:docPr id="100002" name="Picture 100002" descr="image.png"/>
+            <wp:cNvGraphicFramePr>
+              <a:graphicFrameLocks xmlns:a="http://schemas.openxmlformats.org/drawingml/2006/main" noChangeAspect="1"/>
+            </wp:cNvGraphicFramePr>
+            <a:graphic xmlns:a="http://schemas.openxmlformats.org/drawingml/2006/main">
+              <a:graphicData uri="http://schemas.openxmlformats.org/drawingml/2006/picture">
+                <pic:pic xmlns:pic="http://schemas.openxmlformats.org/drawingml/2006/picture">
+                  <pic:nvPicPr>
+                    <pic:cNvPr id="100002" name="image100002" descr="image.png"/>
+                    <pic:cNvPicPr/>
+                  </pic:nvPicPr>
+                  <pic:blipFill>
+                    <a:blip r:embed="rId11"/>
+                    <a:stretch>
+                      <a:fillRect/>
+                    </a:stretch>
+                  </pic:blipFill>
+                  <pic:spPr>
+                    <a:xfrm>
+                      <a:off x="0" y="0"/>
+                      <a:ext cx="5829300" cy="1666875"/>
+                    </a:xfrm>
+                    <a:prstGeom prst="rect">
+                      <a:avLst/>
+                    </a:prstGeom>
+                  </pic:spPr>
+                </pic:pic>
+              </a:graphicData>
+            </a:graphic>
+          </wp:inline>
+        </w:drawing>
+      </w:r>
+    </w:p>
+    <w:p/>
     <w:p>
       <w:pPr>
-        <w:pStyle w:val="a3"/>
-        <w:adjustRightInd w:val="0"/>
-        <w:snapToGrid w:val="0"/>
-        <w:spacing w:beforeLines="50" w:before="156" w:afterLines="50" w:after="156" w:line="300" w:lineRule="auto"/>
-        <w:ind w:firstLineChars="0" w:firstLine="0"/>
-        <w:rPr>
-          <w:rFonts w:ascii="宋体" w:eastAsia="宋体" w:hAnsi="宋体" w:cs="宋体"/>
-          <w:szCs w:val="21"/>
-        </w:rPr>
+        <w:jc w:val="both"/>
       </w:pPr>
-      <w:r>
-        <w:rPr>
-          <w:rFonts w:ascii="宋体" w:eastAsia="宋体" w:hAnsi="宋体" w:cs="宋体" w:hint="eastAsia"/>
-          <w:szCs w:val="21"/>
-        </w:rPr>
-        <w:t>Case1:</w:t>
-      </w:r>
     </w:p>
     <w:p>
       <w:pPr>
-        <w:pStyle w:val="a3"/>
-        <w:adjustRightInd w:val="0"/>
-        <w:snapToGrid w:val="0"/>
-        <w:spacing w:beforeLines="50" w:before="156" w:afterLines="50" w:after="156" w:line="300" w:lineRule="auto"/>
-        <w:ind w:firstLineChars="0" w:firstLine="0"/>
-        <w:rPr>
-          <w:rFonts w:ascii="宋体" w:eastAsia="宋体" w:hAnsi="宋体" w:cs="宋体"/>
-          <w:szCs w:val="21"/>
-        </w:rPr>
-      </w:pPr>
-      <w:r>
-        <w:rPr>
-          <w:rFonts w:ascii="宋体" w:eastAsia="宋体" w:hAnsi="宋体" w:cs="宋体" w:hint="eastAsia"/>
-          <w:szCs w:val="21"/>
-        </w:rPr>
-        <w:t>Input: 2,5</w:t>
-      </w:r>
-    </w:p>
-    <w:p>
-      <w:pPr>
-        <w:pStyle w:val="a3"/>
-        <w:adjustRightInd w:val="0"/>
-        <w:snapToGrid w:val="0"/>
-        <w:spacing w:beforeLines="50" w:before="156" w:afterLines="50" w:after="156" w:line="300" w:lineRule="auto"/>
-        <w:ind w:firstLineChars="0" w:firstLine="0"/>
-        <w:rPr>
-          <w:rFonts w:ascii="宋体" w:eastAsia="宋体" w:hAnsi="宋体" w:cs="宋体"/>
-          <w:szCs w:val="21"/>
-        </w:rPr>
-      </w:pPr>
-      <w:r>
-        <w:rPr>
-          <w:rFonts w:ascii="宋体" w:eastAsia="宋体" w:hAnsi="宋体" w:cs="宋体" w:hint="eastAsia"/>
-          <w:szCs w:val="21"/>
-        </w:rPr>
-        <w:t>Output: 32</w:t>
-      </w:r>
-    </w:p>
-    <w:p>
-      <w:pPr>
-        <w:pStyle w:val="a3"/>
-        <w:adjustRightInd w:val="0"/>
-        <w:snapToGrid w:val="0"/>
-        <w:spacing w:beforeLines="50" w:before="156" w:afterLines="50" w:after="156" w:line="300" w:lineRule="auto"/>
-        <w:ind w:firstLineChars="0" w:firstLine="0"/>
-        <w:rPr>
-          <w:rFonts w:ascii="宋体" w:eastAsia="宋体" w:hAnsi="宋体" w:cs="宋体"/>
-          <w:szCs w:val="21"/>
-        </w:rPr>
-      </w:pPr>
-      <w:r>
-        <w:rPr>
-          <w:rFonts w:ascii="宋体" w:eastAsia="宋体" w:hAnsi="宋体" w:cs="宋体" w:hint="eastAsia"/>
-          <w:szCs w:val="21"/>
-        </w:rPr>
-        <w:t>Case2:</w:t>
-      </w:r>
-    </w:p>
-    <w:p>
-      <w:pPr>
-        <w:pStyle w:val="a3"/>
-        <w:adjustRightInd w:val="0"/>
-        <w:snapToGrid w:val="0"/>
-        <w:spacing w:beforeLines="50" w:before="156" w:afterLines="50" w:after="156" w:line="300" w:lineRule="auto"/>
-        <w:ind w:firstLineChars="0" w:firstLine="0"/>
-        <w:rPr>
-          <w:rFonts w:ascii="宋体" w:eastAsia="宋体" w:hAnsi="宋体" w:cs="宋体"/>
-          <w:szCs w:val="21"/>
-        </w:rPr>
-      </w:pPr>
-      <w:r>
-        <w:rPr>
-          <w:rFonts w:ascii="宋体" w:eastAsia="宋体" w:hAnsi="宋体" w:cs="宋体" w:hint="eastAsia"/>
-          <w:szCs w:val="21"/>
-        </w:rPr>
-        <w:t>Input: 7,1</w:t>
-      </w:r>
-    </w:p>
-    <w:p>
-      <w:pPr>
-        <w:pStyle w:val="a3"/>
-        <w:adjustRightInd w:val="0"/>
-        <w:snapToGrid w:val="0"/>
-        <w:spacing w:beforeLines="50" w:before="156" w:afterLines="50" w:after="156" w:line="300" w:lineRule="auto"/>
-        <w:ind w:firstLineChars="0" w:firstLine="0"/>
-        <w:rPr>
-          <w:rFonts w:ascii="宋体" w:eastAsia="宋体" w:hAnsi="宋体" w:cs="宋体"/>
-          <w:szCs w:val="21"/>
-        </w:rPr>
-      </w:pPr>
-      <w:r>
-        <w:rPr>
-          <w:rFonts w:ascii="宋体" w:eastAsia="宋体" w:hAnsi="宋体" w:cs="宋体" w:hint="eastAsia"/>
-          <w:szCs w:val="21"/>
-        </w:rPr>
-        <w:t>Output: 7</w:t>
-      </w:r>
-    </w:p>
-    <w:p>
-      <w:pPr>
-        <w:pStyle w:val="a3"/>
-        <w:adjustRightInd w:val="0"/>
-        <w:snapToGrid w:val="0"/>
-        <w:spacing w:beforeLines="50" w:before="156" w:afterLines="50" w:after="156" w:line="300" w:lineRule="auto"/>
-        <w:ind w:firstLineChars="0" w:firstLine="0"/>
-        <w:rPr>
-          <w:rFonts w:ascii="宋体" w:eastAsia="宋体" w:hAnsi="宋体" w:cs="宋体"/>
-          <w:szCs w:val="21"/>
-        </w:rPr>
-      </w:pPr>
-      <w:r>
-        <w:rPr>
-          <w:rFonts w:ascii="宋体" w:eastAsia="宋体" w:hAnsi="宋体" w:cs="宋体" w:hint="eastAsia"/>
-          <w:szCs w:val="21"/>
-        </w:rPr>
-        <w:t>Case3:</w:t>
-      </w:r>
-    </w:p>
-    <w:p>
-      <w:pPr>
-        <w:pStyle w:val="a3"/>
-        <w:adjustRightInd w:val="0"/>
-        <w:snapToGrid w:val="0"/>
-        <w:spacing w:beforeLines="50" w:before="156" w:afterLines="50" w:after="156" w:line="300" w:lineRule="auto"/>
-        <w:ind w:firstLineChars="0" w:firstLine="0"/>
-        <w:rPr>
-          <w:rFonts w:ascii="宋体" w:eastAsia="宋体" w:hAnsi="宋体" w:cs="宋体"/>
-          <w:szCs w:val="21"/>
-        </w:rPr>
-      </w:pPr>
-      <w:r>
-        <w:rPr>
-          <w:rFonts w:ascii="宋体" w:eastAsia="宋体" w:hAnsi="宋体" w:cs="宋体" w:hint="eastAsia"/>
-          <w:szCs w:val="21"/>
-        </w:rPr>
-        <w:t>Input: 1,100</w:t>
-      </w:r>
-    </w:p>
-    <w:p>
-      <w:pPr>
-        <w:pStyle w:val="a3"/>
-        <w:adjustRightInd w:val="0"/>
-        <w:snapToGrid w:val="0"/>
-        <w:spacing w:beforeLines="50" w:before="156" w:afterLines="50" w:after="156" w:line="300" w:lineRule="auto"/>
-        <w:ind w:firstLineChars="0" w:firstLine="0"/>
-        <w:rPr>
-          <w:rFonts w:ascii="宋体" w:eastAsia="宋体" w:hAnsi="宋体" w:cs="宋体"/>
-          <w:szCs w:val="21"/>
-        </w:rPr>
-      </w:pPr>
-      <w:r>
-        <w:rPr>
-          <w:rFonts w:ascii="宋体" w:eastAsia="宋体" w:hAnsi="宋体" w:cs="宋体" w:hint="eastAsia"/>
-          <w:szCs w:val="21"/>
-        </w:rPr>
-        <w:t>Output: 1</w:t>
-      </w:r>
-    </w:p>
-    <w:p/>
-    <w:p>
-      <w:pPr>
-        <w:rPr>
-          <w:rFonts w:ascii="黑体" w:eastAsia="黑体" w:hAnsi="黑体" w:cs="黑体"/>
+        <w:jc w:val="both"/>
+        <w:rPr>
+          <w:rFonts w:ascii="黑体" w:hAnsi="黑体" w:eastAsia="黑体" w:cs="黑体"/>
           <w:b/>
           <w:bCs/>
           <w:sz w:val="32"/>
@@ -707,9 +1078,10 @@
       </w:pPr>
       <w:r>
         <w:rPr>
-          <w:rFonts w:ascii="黑体" w:eastAsia="黑体" w:hAnsi="黑体" w:cs="黑体" w:hint="eastAsia"/>
+          <w:rFonts w:ascii="黑体" w:hAnsi="黑体" w:eastAsia="黑体" w:cs="黑体"/>
           <w:b/>
           <w:bCs/>
+          <w:kern w:val="2"/>
           <w:sz w:val="32"/>
           <w:szCs w:val="32"/>
         </w:rPr>
@@ -717,9 +1089,10 @@
       </w:r>
       <w:r>
         <w:rPr>
-          <w:rFonts w:ascii="黑体" w:eastAsia="黑体" w:hAnsi="黑体" w:cs="黑体" w:hint="eastAsia"/>
+          <w:rFonts w:ascii="黑体" w:hAnsi="黑体" w:eastAsia="黑体" w:cs="黑体"/>
           <w:b/>
           <w:bCs/>
+          <w:kern w:val="2"/>
           <w:sz w:val="32"/>
           <w:szCs w:val="32"/>
         </w:rPr>
@@ -727,9 +1100,10 @@
       </w:r>
       <w:r>
         <w:rPr>
-          <w:rFonts w:ascii="黑体" w:eastAsia="黑体" w:hAnsi="黑体" w:cs="黑体" w:hint="eastAsia"/>
+          <w:rFonts w:ascii="黑体" w:hAnsi="黑体" w:eastAsia="黑体" w:cs="黑体"/>
           <w:b/>
           <w:bCs/>
+          <w:kern w:val="2"/>
           <w:sz w:val="32"/>
           <w:szCs w:val="32"/>
         </w:rPr>
@@ -737,9 +1111,10 @@
       </w:r>
       <w:r>
         <w:rPr>
-          <w:rFonts w:ascii="黑体" w:eastAsia="黑体" w:hAnsi="黑体" w:cs="黑体" w:hint="eastAsia"/>
+          <w:rFonts w:ascii="黑体" w:hAnsi="黑体" w:eastAsia="黑体" w:cs="黑体"/>
           <w:b/>
           <w:bCs/>
+          <w:kern w:val="2"/>
           <w:sz w:val="32"/>
           <w:szCs w:val="32"/>
         </w:rPr>
@@ -749,7 +1124,6 @@
     <w:sectPr>
       <w:pgSz w:w="11906" w:h="16838"/>
       <w:pgMar w:top="1440" w:right="1800" w:bottom="1440" w:left="1800" w:header="851" w:footer="992" w:gutter="0"/>
-      <w:cols w:space="425"/>
       <w:docGrid w:type="lines" w:linePitch="312"/>
     </w:sectPr>
   </w:body>

--- a/daily/03_homework_hitsz/第二讲作业-模块化编程.docx
+++ b/daily/03_homework_hitsz/第二讲作业-模块化编程.docx
@@ -1,16 +1,16 @@
 
 <file path=word/document.xml><?xml version="1.0" encoding="utf-8"?>
-<w:document xmlns:wpc="http://schemas.microsoft.com/office/word/2010/wordprocessingCanvas" xmlns:mc="http://schemas.openxmlformats.org/markup-compatibility/2006" xmlns:o="urn:schemas-microsoft-com:office:office" xmlns:r="http://schemas.openxmlformats.org/officeDocument/2006/relationships" xmlns:m="http://schemas.openxmlformats.org/officeDocument/2006/math" xmlns:v="urn:schemas-microsoft-com:vml" xmlns:wp14="http://schemas.microsoft.com/office/word/2010/wordprocessingDrawing" xmlns:wp="http://schemas.openxmlformats.org/drawingml/2006/wordprocessingDrawing" xmlns:w10="urn:schemas-microsoft-com:office:word" xmlns:w="http://schemas.openxmlformats.org/wordprocessingml/2006/main" xmlns:w14="http://schemas.microsoft.com/office/word/2010/wordml" xmlns:w15="http://schemas.microsoft.com/office/word/2012/wordml" xmlns:w16se="http://schemas.microsoft.com/office/word/2015/wordml/symex" xmlns:w16cid="http://schemas.microsoft.com/office/word/2016/wordml/cid" xmlns:w16="http://schemas.microsoft.com/office/word/2018/wordml" xmlns:w16cex="http://schemas.microsoft.com/office/word/2018/wordml/cex" xmlns:w16sdtdh="http://schemas.microsoft.com/office/word/2020/wordml/sdtdatahash" xmlns:wne="http://schemas.microsoft.com/office/word/2006/wordml" xmlns:wpg="http://schemas.microsoft.com/office/word/2010/wordprocessingGroup" xmlns:wps="http://schemas.microsoft.com/office/word/2010/wordprocessingShape" mc:Ignorable="w14 w15 w16se w16cid w16 w16cex w16sdtdh wp14">
+<w:document xmlns:wpc="http://schemas.microsoft.com/office/word/2010/wordprocessingCanvas" xmlns:cx="http://schemas.microsoft.com/office/drawing/2014/chartex" xmlns:cx1="http://schemas.microsoft.com/office/drawing/2015/9/8/chartex" xmlns:cx2="http://schemas.microsoft.com/office/drawing/2015/10/21/chartex" xmlns:cx3="http://schemas.microsoft.com/office/drawing/2016/5/9/chartex" xmlns:cx4="http://schemas.microsoft.com/office/drawing/2016/5/10/chartex" xmlns:cx5="http://schemas.microsoft.com/office/drawing/2016/5/11/chartex" xmlns:cx6="http://schemas.microsoft.com/office/drawing/2016/5/12/chartex" xmlns:cx7="http://schemas.microsoft.com/office/drawing/2016/5/13/chartex" xmlns:cx8="http://schemas.microsoft.com/office/drawing/2016/5/14/chartex" xmlns:mc="http://schemas.openxmlformats.org/markup-compatibility/2006" xmlns:o="urn:schemas-microsoft-com:office:office" xmlns:r="http://schemas.openxmlformats.org/officeDocument/2006/relationships" xmlns:m="http://schemas.openxmlformats.org/officeDocument/2006/math" xmlns:v="urn:schemas-microsoft-com:vml" xmlns:wp14="http://schemas.microsoft.com/office/word/2010/wordprocessingDrawing" xmlns:wp="http://schemas.openxmlformats.org/drawingml/2006/wordprocessingDrawing" xmlns:w="http://schemas.openxmlformats.org/wordprocessingml/2006/main" xmlns:w14="http://schemas.microsoft.com/office/word/2010/wordml" xmlns:w10="urn:schemas-microsoft-com:office:word" xmlns:w15="http://schemas.microsoft.com/office/word/2012/wordml" xmlns:wpg="http://schemas.microsoft.com/office/word/2010/wordprocessingGroup" xmlns:wpi="http://schemas.microsoft.com/office/word/2010/wordprocessingInk" xmlns:wne="http://schemas.microsoft.com/office/word/2006/wordml" xmlns:wps="http://schemas.microsoft.com/office/word/2010/wordprocessingShape" xmlns:wpsCustomData="http://www.wps.cn/officeDocument/2013/wpsCustomData" mc:Ignorable="w14 w15 wp14">
   <w:body>
     <w:p>
       <w:pPr>
-        <w:pStyle w:val="a3"/>
+        <w:pStyle w:val="6"/>
         <w:numPr>
           <w:ilvl w:val="0"/>
           <w:numId w:val="1"/>
         </w:numPr>
         <w:spacing w:before="156" w:after="156" w:line="300" w:lineRule="auto"/>
-        <w:ind w:left="425" w:hanging="425"/>
+        <w:ind w:left="845" w:leftChars="0" w:hanging="425" w:firstLineChars="0"/>
         <w:jc w:val="both"/>
         <w:rPr>
           <w:rFonts w:ascii="微软雅黑" w:hAnsi="微软雅黑" w:eastAsia="微软雅黑" w:cs="微软雅黑"/>
@@ -30,7 +30,7 @@
     </w:p>
     <w:p>
       <w:pPr>
-        <w:pStyle w:val="a3"/>
+        <w:pStyle w:val="6"/>
         <w:spacing w:before="156" w:after="156" w:line="300" w:lineRule="auto"/>
         <w:jc w:val="both"/>
         <w:rPr>
@@ -214,7 +214,7 @@
     </w:p>
     <w:p>
       <w:pPr>
-        <w:pStyle w:val="a3"/>
+        <w:pStyle w:val="6"/>
         <w:spacing w:before="156" w:after="156" w:line="300" w:lineRule="auto"/>
         <w:jc w:val="both"/>
         <w:rPr>
@@ -225,7 +225,7 @@
     </w:p>
     <w:p>
       <w:pPr>
-        <w:pStyle w:val="a3"/>
+        <w:pStyle w:val="6"/>
         <w:spacing w:before="156" w:after="156" w:line="300" w:lineRule="auto"/>
         <w:jc w:val="both"/>
         <w:rPr>
@@ -236,52 +236,9 @@
     </w:p>
     <w:p>
       <w:pPr>
-        <w:pStyle w:val="a3"/>
+        <w:pStyle w:val="6"/>
         <w:spacing w:before="156" w:after="156" w:line="300" w:lineRule="auto"/>
-        <w:jc w:val="both"/>
-        <w:rPr>
-          <w:rFonts w:ascii="宋体" w:hAnsi="宋体" w:eastAsia="宋体" w:cs="宋体"/>
-          <w:szCs w:val="21"/>
-        </w:rPr>
-      </w:pPr>
-    </w:p>
-    <w:p>
-      <w:pPr>
-        <w:pStyle w:val="a3"/>
-        <w:spacing w:before="156" w:after="156" w:line="300" w:lineRule="auto"/>
-        <w:jc w:val="both"/>
-        <w:rPr>
-          <w:rFonts w:ascii="宋体" w:hAnsi="宋体" w:eastAsia="宋体" w:cs="宋体"/>
-          <w:szCs w:val="21"/>
-        </w:rPr>
-      </w:pPr>
-    </w:p>
-    <w:p>
-      <w:pPr>
-        <w:pStyle w:val="a3"/>
-        <w:spacing w:before="156" w:after="156" w:line="300" w:lineRule="auto"/>
-        <w:jc w:val="both"/>
-        <w:rPr>
-          <w:rFonts w:ascii="宋体" w:hAnsi="宋体" w:eastAsia="宋体" w:cs="宋体"/>
-          <w:szCs w:val="21"/>
-        </w:rPr>
-      </w:pPr>
-    </w:p>
-    <w:p>
-      <w:pPr>
-        <w:pStyle w:val="a3"/>
-        <w:spacing w:before="156" w:after="156" w:line="300" w:lineRule="auto"/>
-        <w:jc w:val="both"/>
-        <w:rPr>
-          <w:rFonts w:ascii="宋体" w:hAnsi="宋体" w:eastAsia="宋体" w:cs="宋体"/>
-          <w:szCs w:val="21"/>
-        </w:rPr>
-      </w:pPr>
-    </w:p>
-    <w:p>
-      <w:pPr>
-        <w:pStyle w:val="a3"/>
-        <w:spacing w:before="156" w:after="156" w:line="300" w:lineRule="auto"/>
+        <w:ind w:left="0" w:leftChars="0" w:firstLine="0" w:firstLineChars="0"/>
         <w:jc w:val="both"/>
         <w:rPr>
           <w:rFonts w:ascii="宋体" w:hAnsi="宋体" w:eastAsia="宋体" w:cs="宋体"/>
@@ -301,11 +258,13 @@
               <a:graphicData uri="http://schemas.openxmlformats.org/drawingml/2006/picture">
                 <pic:pic xmlns:pic="http://schemas.openxmlformats.org/drawingml/2006/picture">
                   <pic:nvPicPr>
-                    <pic:cNvPr id="100000" name="image100000" descr="image.png"/>
-                    <pic:cNvPicPr/>
+                    <pic:cNvPr id="100000" name="Picture 100000" descr="image.png"/>
+                    <pic:cNvPicPr>
+                      <a:picLocks noChangeAspect="1"/>
+                    </pic:cNvPicPr>
                   </pic:nvPicPr>
                   <pic:blipFill>
-                    <a:blip r:embed="rId9"/>
+                    <a:blip r:embed="rId4"/>
                     <a:stretch>
                       <a:fillRect/>
                     </a:stretch>
@@ -328,13 +287,13 @@
     </w:p>
     <w:p>
       <w:pPr>
-        <w:pStyle w:val="a3"/>
+        <w:pStyle w:val="6"/>
         <w:numPr>
           <w:ilvl w:val="0"/>
           <w:numId w:val="1"/>
         </w:numPr>
         <w:spacing w:before="156" w:after="156" w:line="300" w:lineRule="auto"/>
-        <w:ind w:left="425" w:hanging="425"/>
+        <w:ind w:left="845" w:leftChars="0" w:hanging="425" w:firstLineChars="0"/>
         <w:jc w:val="both"/>
         <w:rPr>
           <w:rFonts w:ascii="微软雅黑" w:hAnsi="微软雅黑" w:eastAsia="微软雅黑" w:cs="微软雅黑"/>
@@ -354,7 +313,7 @@
     </w:p>
     <w:p>
       <w:pPr>
-        <w:pStyle w:val="a3"/>
+        <w:pStyle w:val="6"/>
         <w:spacing w:before="156" w:after="156" w:line="300" w:lineRule="auto"/>
         <w:jc w:val="both"/>
         <w:rPr>
@@ -646,11 +605,6 @@
         <w:t>}</w:t>
       </w:r>
     </w:p>
-    <w:p/>
-    <w:p/>
-    <w:p/>
-    <w:p/>
-    <w:p/>
     <w:p/>
     <w:p/>
     <w:p/>
@@ -669,11 +623,13 @@
               <a:graphicData uri="http://schemas.openxmlformats.org/drawingml/2006/picture">
                 <pic:pic xmlns:pic="http://schemas.openxmlformats.org/drawingml/2006/picture">
                   <pic:nvPicPr>
-                    <pic:cNvPr id="100001" name="image100001" descr="image.png"/>
-                    <pic:cNvPicPr/>
+                    <pic:cNvPr id="100001" name="Picture 100001" descr="image.png"/>
+                    <pic:cNvPicPr>
+                      <a:picLocks noChangeAspect="1"/>
+                    </pic:cNvPicPr>
                   </pic:nvPicPr>
                   <pic:blipFill>
-                    <a:blip r:embed="rId10"/>
+                    <a:blip r:embed="rId5"/>
                     <a:stretch>
                       <a:fillRect/>
                     </a:stretch>
@@ -724,26 +680,19 @@
     <w:p/>
     <w:p/>
     <w:p/>
-    <w:p/>
-    <w:p/>
-    <w:p/>
-    <w:p/>
-    <w:p/>
-    <w:p/>
-    <w:p/>
-    <w:p/>
-    <w:p/>
-    <w:p/>
-    <w:p/>
+    <w:p>
+      <w:bookmarkStart w:id="0" w:name="_GoBack"/>
+      <w:bookmarkEnd w:id="0"/>
+    </w:p>
     <w:p>
       <w:pPr>
-        <w:pStyle w:val="a3"/>
+        <w:pStyle w:val="6"/>
         <w:numPr>
           <w:ilvl w:val="0"/>
           <w:numId w:val="1"/>
         </w:numPr>
         <w:spacing w:before="156" w:after="156" w:line="300" w:lineRule="auto"/>
-        <w:ind w:left="425" w:hanging="425"/>
+        <w:ind w:left="845" w:leftChars="0" w:hanging="425" w:firstLineChars="0"/>
         <w:jc w:val="both"/>
         <w:rPr>
           <w:rFonts w:ascii="微软雅黑" w:hAnsi="微软雅黑" w:eastAsia="微软雅黑" w:cs="微软雅黑"/>
@@ -752,7 +701,6 @@
         </w:rPr>
       </w:pPr>
       <w:r>
-        <w:lastRenderedPageBreak/>
         <w:rPr>
           <w:rFonts w:ascii="微软雅黑" w:hAnsi="微软雅黑" w:eastAsia="微软雅黑" w:cs="微软雅黑"/>
           <w:kern w:val="2"/>
@@ -764,7 +712,7 @@
     </w:p>
     <w:p>
       <w:pPr>
-        <w:pStyle w:val="a3"/>
+        <w:pStyle w:val="6"/>
         <w:spacing w:before="156" w:after="156" w:line="300" w:lineRule="auto"/>
         <w:jc w:val="both"/>
         <w:rPr>
@@ -1034,11 +982,13 @@
               <a:graphicData uri="http://schemas.openxmlformats.org/drawingml/2006/picture">
                 <pic:pic xmlns:pic="http://schemas.openxmlformats.org/drawingml/2006/picture">
                   <pic:nvPicPr>
-                    <pic:cNvPr id="100002" name="image100002" descr="image.png"/>
-                    <pic:cNvPicPr/>
+                    <pic:cNvPr id="100002" name="Picture 100002" descr="image.png"/>
+                    <pic:cNvPicPr>
+                      <a:picLocks noChangeAspect="1"/>
+                    </pic:cNvPicPr>
                   </pic:nvPicPr>
                   <pic:blipFill>
-                    <a:blip r:embed="rId11"/>
+                    <a:blip r:embed="rId6"/>
                     <a:stretch>
                       <a:fillRect/>
                     </a:stretch>
@@ -1085,439 +1035,334 @@
           <w:sz w:val="32"/>
           <w:szCs w:val="32"/>
         </w:rPr>
-        <w:t>作答时</w:t>
-      </w:r>
-      <w:r>
-        <w:rPr>
-          <w:rFonts w:ascii="黑体" w:hAnsi="黑体" w:eastAsia="黑体" w:cs="黑体"/>
-          <w:b/>
-          <w:bCs/>
-          <w:kern w:val="2"/>
-          <w:sz w:val="32"/>
-          <w:szCs w:val="32"/>
-        </w:rPr>
-        <w:t>，请</w:t>
-      </w:r>
-      <w:r>
-        <w:rPr>
-          <w:rFonts w:ascii="黑体" w:hAnsi="黑体" w:eastAsia="黑体" w:cs="黑体"/>
-          <w:b/>
-          <w:bCs/>
-          <w:kern w:val="2"/>
-          <w:sz w:val="32"/>
-          <w:szCs w:val="32"/>
-        </w:rPr>
-        <w:t>在题目后面附上</w:t>
-      </w:r>
-      <w:r>
-        <w:rPr>
-          <w:rFonts w:ascii="黑体" w:hAnsi="黑体" w:eastAsia="黑体" w:cs="黑体"/>
-          <w:b/>
-          <w:bCs/>
-          <w:kern w:val="2"/>
-          <w:sz w:val="32"/>
-          <w:szCs w:val="32"/>
-        </w:rPr>
-        <w:t>自己编写的代码和每个题目对应测试样例的运行结果截图。</w:t>
+        <w:t>作答时，请在题目后面附上自己编写的代码和每个题目对应测试样例的运行结果截图。</w:t>
       </w:r>
     </w:p>
     <w:sectPr>
       <w:pgSz w:w="11906" w:h="16838"/>
       <w:pgMar w:top="1440" w:right="1800" w:bottom="1440" w:left="1800" w:header="851" w:footer="992" w:gutter="0"/>
-      <w:docGrid w:type="lines" w:linePitch="312"/>
+      <w:cols w:space="720" w:num="1"/>
+      <w:docGrid w:type="lines" w:linePitch="312" w:charSpace="0"/>
     </w:sectPr>
   </w:body>
 </w:document>
 </file>
 
-<file path=word/endnotes.xml><?xml version="1.0" encoding="utf-8"?>
-<w:endnotes xmlns:wpc="http://schemas.microsoft.com/office/word/2010/wordprocessingCanvas" xmlns:cx="http://schemas.microsoft.com/office/drawing/2014/chartex" xmlns:cx1="http://schemas.microsoft.com/office/drawing/2015/9/8/chartex" xmlns:cx2="http://schemas.microsoft.com/office/drawing/2015/10/21/chartex" xmlns:cx3="http://schemas.microsoft.com/office/drawing/2016/5/9/chartex" xmlns:cx4="http://schemas.microsoft.com/office/drawing/2016/5/10/chartex" xmlns:cx5="http://schemas.microsoft.com/office/drawing/2016/5/11/chartex" xmlns:cx6="http://schemas.microsoft.com/office/drawing/2016/5/12/chartex" xmlns:cx7="http://schemas.microsoft.com/office/drawing/2016/5/13/chartex" xmlns:cx8="http://schemas.microsoft.com/office/drawing/2016/5/14/chartex" xmlns:mc="http://schemas.openxmlformats.org/markup-compatibility/2006" xmlns:aink="http://schemas.microsoft.com/office/drawing/2016/ink" xmlns:am3d="http://schemas.microsoft.com/office/drawing/2017/model3d" xmlns:o="urn:schemas-microsoft-com:office:office" xmlns:oel="http://schemas.microsoft.com/office/2019/extlst" xmlns:r="http://schemas.openxmlformats.org/officeDocument/2006/relationships" xmlns:m="http://schemas.openxmlformats.org/officeDocument/2006/math" xmlns:v="urn:schemas-microsoft-com:vml" xmlns:wp14="http://schemas.microsoft.com/office/word/2010/wordprocessingDrawing" xmlns:wp="http://schemas.openxmlformats.org/drawingml/2006/wordprocessingDrawing" xmlns:w10="urn:schemas-microsoft-com:office:word" xmlns:w="http://schemas.openxmlformats.org/wordprocessingml/2006/main" xmlns:w14="http://schemas.microsoft.com/office/word/2010/wordml" xmlns:w15="http://schemas.microsoft.com/office/word/2012/wordml" xmlns:w16cex="http://schemas.microsoft.com/office/word/2018/wordml/cex" xmlns:w16cid="http://schemas.microsoft.com/office/word/2016/wordml/cid" xmlns:w16="http://schemas.microsoft.com/office/word/2018/wordml" xmlns:w16du="http://schemas.microsoft.com/office/word/2023/wordml/word16du" xmlns:w16sdtdh="http://schemas.microsoft.com/office/word/2020/wordml/sdtdatahash" xmlns:w16sdtfl="http://schemas.microsoft.com/office/word/2024/wordml/sdtformatlock" xmlns:w16se="http://schemas.microsoft.com/office/word/2015/wordml/symex" xmlns:wpg="http://schemas.microsoft.com/office/word/2010/wordprocessingGroup" xmlns:wpi="http://schemas.microsoft.com/office/word/2010/wordprocessingInk" xmlns:wne="http://schemas.microsoft.com/office/word/2006/wordml" xmlns:wps="http://schemas.microsoft.com/office/word/2010/wordprocessingShape" mc:Ignorable="w14 w15 w16se w16cid w16 w16cex w16sdtdh w16sdtfl w16du wp14">
-  <w:endnote w:type="separator" w:id="-1">
-    <w:p>
-      <w:r>
-        <w:separator/>
-      </w:r>
-    </w:p>
-  </w:endnote>
-  <w:endnote w:type="continuationSeparator" w:id="0">
-    <w:p>
-      <w:r>
-        <w:continuationSeparator/>
-      </w:r>
-    </w:p>
-  </w:endnote>
-</w:endnotes>
-</file>
-
-<file path=word/footnotes.xml><?xml version="1.0" encoding="utf-8"?>
-<w:footnotes xmlns:wpc="http://schemas.microsoft.com/office/word/2010/wordprocessingCanvas" xmlns:cx="http://schemas.microsoft.com/office/drawing/2014/chartex" xmlns:cx1="http://schemas.microsoft.com/office/drawing/2015/9/8/chartex" xmlns:cx2="http://schemas.microsoft.com/office/drawing/2015/10/21/chartex" xmlns:cx3="http://schemas.microsoft.com/office/drawing/2016/5/9/chartex" xmlns:cx4="http://schemas.microsoft.com/office/drawing/2016/5/10/chartex" xmlns:cx5="http://schemas.microsoft.com/office/drawing/2016/5/11/chartex" xmlns:cx6="http://schemas.microsoft.com/office/drawing/2016/5/12/chartex" xmlns:cx7="http://schemas.microsoft.com/office/drawing/2016/5/13/chartex" xmlns:cx8="http://schemas.microsoft.com/office/drawing/2016/5/14/chartex" xmlns:mc="http://schemas.openxmlformats.org/markup-compatibility/2006" xmlns:aink="http://schemas.microsoft.com/office/drawing/2016/ink" xmlns:am3d="http://schemas.microsoft.com/office/drawing/2017/model3d" xmlns:o="urn:schemas-microsoft-com:office:office" xmlns:oel="http://schemas.microsoft.com/office/2019/extlst" xmlns:r="http://schemas.openxmlformats.org/officeDocument/2006/relationships" xmlns:m="http://schemas.openxmlformats.org/officeDocument/2006/math" xmlns:v="urn:schemas-microsoft-com:vml" xmlns:wp14="http://schemas.microsoft.com/office/word/2010/wordprocessingDrawing" xmlns:wp="http://schemas.openxmlformats.org/drawingml/2006/wordprocessingDrawing" xmlns:w10="urn:schemas-microsoft-com:office:word" xmlns:w="http://schemas.openxmlformats.org/wordprocessingml/2006/main" xmlns:w14="http://schemas.microsoft.com/office/word/2010/wordml" xmlns:w15="http://schemas.microsoft.com/office/word/2012/wordml" xmlns:w16cex="http://schemas.microsoft.com/office/word/2018/wordml/cex" xmlns:w16cid="http://schemas.microsoft.com/office/word/2016/wordml/cid" xmlns:w16="http://schemas.microsoft.com/office/word/2018/wordml" xmlns:w16du="http://schemas.microsoft.com/office/word/2023/wordml/word16du" xmlns:w16sdtdh="http://schemas.microsoft.com/office/word/2020/wordml/sdtdatahash" xmlns:w16sdtfl="http://schemas.microsoft.com/office/word/2024/wordml/sdtformatlock" xmlns:w16se="http://schemas.microsoft.com/office/word/2015/wordml/symex" xmlns:wpg="http://schemas.microsoft.com/office/word/2010/wordprocessingGroup" xmlns:wpi="http://schemas.microsoft.com/office/word/2010/wordprocessingInk" xmlns:wne="http://schemas.microsoft.com/office/word/2006/wordml" xmlns:wps="http://schemas.microsoft.com/office/word/2010/wordprocessingShape" mc:Ignorable="w14 w15 w16se w16cid w16 w16cex w16sdtdh w16sdtfl w16du wp14">
-  <w:footnote w:type="separator" w:id="-1">
-    <w:p>
-      <w:r>
-        <w:separator/>
-      </w:r>
-    </w:p>
-  </w:footnote>
-  <w:footnote w:type="continuationSeparator" w:id="0">
-    <w:p>
-      <w:r>
-        <w:continuationSeparator/>
-      </w:r>
-    </w:p>
-  </w:footnote>
-</w:footnotes>
-</file>
-
 <file path=word/numbering.xml><?xml version="1.0" encoding="utf-8"?>
-<w:numbering xmlns:wpc="http://schemas.microsoft.com/office/word/2010/wordprocessingCanvas" xmlns:cx="http://schemas.microsoft.com/office/drawing/2014/chartex" xmlns:cx1="http://schemas.microsoft.com/office/drawing/2015/9/8/chartex" xmlns:cx2="http://schemas.microsoft.com/office/drawing/2015/10/21/chartex" xmlns:cx3="http://schemas.microsoft.com/office/drawing/2016/5/9/chartex" xmlns:cx4="http://schemas.microsoft.com/office/drawing/2016/5/10/chartex" xmlns:cx5="http://schemas.microsoft.com/office/drawing/2016/5/11/chartex" xmlns:cx6="http://schemas.microsoft.com/office/drawing/2016/5/12/chartex" xmlns:cx7="http://schemas.microsoft.com/office/drawing/2016/5/13/chartex" xmlns:cx8="http://schemas.microsoft.com/office/drawing/2016/5/14/chartex" xmlns:mc="http://schemas.openxmlformats.org/markup-compatibility/2006" xmlns:aink="http://schemas.microsoft.com/office/drawing/2016/ink" xmlns:am3d="http://schemas.microsoft.com/office/drawing/2017/model3d" xmlns:o="urn:schemas-microsoft-com:office:office" xmlns:oel="http://schemas.microsoft.com/office/2019/extlst" xmlns:r="http://schemas.openxmlformats.org/officeDocument/2006/relationships" xmlns:m="http://schemas.openxmlformats.org/officeDocument/2006/math" xmlns:v="urn:schemas-microsoft-com:vml" xmlns:wp14="http://schemas.microsoft.com/office/word/2010/wordprocessingDrawing" xmlns:wp="http://schemas.openxmlformats.org/drawingml/2006/wordprocessingDrawing" xmlns:w10="urn:schemas-microsoft-com:office:word" xmlns:w="http://schemas.openxmlformats.org/wordprocessingml/2006/main" xmlns:w14="http://schemas.microsoft.com/office/word/2010/wordml" xmlns:w15="http://schemas.microsoft.com/office/word/2012/wordml" xmlns:w16cex="http://schemas.microsoft.com/office/word/2018/wordml/cex" xmlns:w16cid="http://schemas.microsoft.com/office/word/2016/wordml/cid" xmlns:w16="http://schemas.microsoft.com/office/word/2018/wordml" xmlns:w16du="http://schemas.microsoft.com/office/word/2023/wordml/word16du" xmlns:w16sdtdh="http://schemas.microsoft.com/office/word/2020/wordml/sdtdatahash" xmlns:w16sdtfl="http://schemas.microsoft.com/office/word/2024/wordml/sdtformatlock" xmlns:w16se="http://schemas.microsoft.com/office/word/2015/wordml/symex" xmlns:wpg="http://schemas.microsoft.com/office/word/2010/wordprocessingGroup" xmlns:wpi="http://schemas.microsoft.com/office/word/2010/wordprocessingInk" xmlns:wne="http://schemas.microsoft.com/office/word/2006/wordml" xmlns:wps="http://schemas.microsoft.com/office/word/2010/wordprocessingShape" mc:Ignorable="w14 w15 w16se w16cid w16 w16cex w16sdtdh w16sdtfl w16du wp14">
-  <w:abstractNum w:abstractNumId="0" w15:restartNumberingAfterBreak="0">
+<w:numbering xmlns:wpc="http://schemas.microsoft.com/office/word/2010/wordprocessingCanvas" xmlns:mc="http://schemas.openxmlformats.org/markup-compatibility/2006" xmlns:o="urn:schemas-microsoft-com:office:office" xmlns:r="http://schemas.openxmlformats.org/officeDocument/2006/relationships" xmlns:m="http://schemas.openxmlformats.org/officeDocument/2006/math" xmlns:v="urn:schemas-microsoft-com:vml" xmlns:wp14="http://schemas.microsoft.com/office/word/2010/wordprocessingDrawing" xmlns:wp="http://schemas.openxmlformats.org/drawingml/2006/wordprocessingDrawing" xmlns:w10="urn:schemas-microsoft-com:office:word" xmlns:w="http://schemas.openxmlformats.org/wordprocessingml/2006/main" xmlns:w14="http://schemas.microsoft.com/office/word/2010/wordml" xmlns:wpg="http://schemas.microsoft.com/office/word/2010/wordprocessingGroup" xmlns:wpi="http://schemas.microsoft.com/office/word/2010/wordprocessingInk" xmlns:wne="http://schemas.microsoft.com/office/word/2006/wordml" xmlns:wps="http://schemas.microsoft.com/office/word/2010/wordprocessingShape" xmlns:wpsCustomData="http://www.wps.cn/officeDocument/2013/wpsCustomData" mc:Ignorable="w14 wp14">
+  <w:abstractNum w:abstractNumId="0">
     <w:nsid w:val="FC4036C3"/>
     <w:multiLevelType w:val="singleLevel"/>
     <w:tmpl w:val="FC4036C3"/>
-    <w:lvl w:ilvl="0">
+    <w:lvl w:ilvl="0" w:tentative="0">
       <w:start w:val="1"/>
       <w:numFmt w:val="decimal"/>
       <w:lvlText w:val="%1."/>
       <w:lvlJc w:val="left"/>
       <w:pPr>
-        <w:ind w:left="425" w:hanging="425"/>
+        <w:ind w:left="845" w:hanging="425"/>
       </w:pPr>
       <w:rPr>
         <w:rFonts w:hint="default"/>
       </w:rPr>
     </w:lvl>
   </w:abstractNum>
-  <w:num w:numId="1" w16cid:durableId="1496336600">
+  <w:num w:numId="1">
     <w:abstractNumId w:val="0"/>
   </w:num>
 </w:numbering>
 </file>
 
 <file path=word/styles.xml><?xml version="1.0" encoding="utf-8"?>
-<w:styles xmlns:mc="http://schemas.openxmlformats.org/markup-compatibility/2006" xmlns:r="http://schemas.openxmlformats.org/officeDocument/2006/relationships" xmlns:w="http://schemas.openxmlformats.org/wordprocessingml/2006/main" xmlns:w14="http://schemas.microsoft.com/office/word/2010/wordml" xmlns:w15="http://schemas.microsoft.com/office/word/2012/wordml" xmlns:w16cex="http://schemas.microsoft.com/office/word/2018/wordml/cex" xmlns:w16cid="http://schemas.microsoft.com/office/word/2016/wordml/cid" xmlns:w16="http://schemas.microsoft.com/office/word/2018/wordml" xmlns:w16du="http://schemas.microsoft.com/office/word/2023/wordml/word16du" xmlns:w16sdtdh="http://schemas.microsoft.com/office/word/2020/wordml/sdtdatahash" xmlns:w16sdtfl="http://schemas.microsoft.com/office/word/2024/wordml/sdtformatlock" xmlns:w16se="http://schemas.microsoft.com/office/word/2015/wordml/symex" mc:Ignorable="w14 w15 w16se w16cid w16 w16cex w16sdtdh w16sdtfl w16du">
+<w:styles xmlns:mc="http://schemas.openxmlformats.org/markup-compatibility/2006" xmlns:o="urn:schemas-microsoft-com:office:office" xmlns:r="http://schemas.openxmlformats.org/officeDocument/2006/relationships" xmlns:m="http://schemas.openxmlformats.org/officeDocument/2006/math" xmlns:v="urn:schemas-microsoft-com:vml" xmlns:w="http://schemas.openxmlformats.org/wordprocessingml/2006/main" xmlns:w14="http://schemas.microsoft.com/office/word/2010/wordml" xmlns:w10="urn:schemas-microsoft-com:office:word" xmlns:sl="http://schemas.openxmlformats.org/schemaLibrary/2006/main" xmlns:wpsCustomData="http://www.wps.cn/officeDocument/2013/wpsCustomData" mc:Ignorable="w14">
   <w:docDefaults>
     <w:rPrDefault>
       <w:rPr>
-        <w:rFonts w:asciiTheme="minorHAnsi" w:eastAsiaTheme="minorEastAsia" w:hAnsiTheme="minorHAnsi" w:cstheme="minorBidi"/>
-        <w:lang w:val="en-US" w:eastAsia="zh-CN" w:bidi="ar-SA"/>
+        <w:rFonts w:asciiTheme="minorHAnsi" w:hAnsiTheme="minorHAnsi" w:eastAsiaTheme="minorEastAsia" w:cstheme="minorBidi"/>
       </w:rPr>
     </w:rPrDefault>
     <w:pPrDefault/>
   </w:docDefaults>
-  <w:latentStyles w:defLockedState="0" w:defUIPriority="0" w:defSemiHidden="0" w:defUnhideWhenUsed="0" w:defQFormat="0" w:count="376">
-    <w:lsdException w:name="Normal" w:qFormat="1"/>
-    <w:lsdException w:name="heading 1" w:qFormat="1"/>
-    <w:lsdException w:name="heading 2" w:semiHidden="1" w:unhideWhenUsed="1" w:qFormat="1"/>
-    <w:lsdException w:name="heading 3" w:semiHidden="1" w:unhideWhenUsed="1" w:qFormat="1"/>
-    <w:lsdException w:name="heading 4" w:semiHidden="1" w:unhideWhenUsed="1" w:qFormat="1"/>
-    <w:lsdException w:name="heading 5" w:semiHidden="1" w:unhideWhenUsed="1" w:qFormat="1"/>
-    <w:lsdException w:name="heading 6" w:semiHidden="1" w:unhideWhenUsed="1" w:qFormat="1"/>
-    <w:lsdException w:name="heading 7" w:semiHidden="1" w:unhideWhenUsed="1" w:qFormat="1"/>
-    <w:lsdException w:name="heading 8" w:semiHidden="1" w:unhideWhenUsed="1" w:qFormat="1"/>
-    <w:lsdException w:name="heading 9" w:semiHidden="1" w:unhideWhenUsed="1" w:qFormat="1"/>
-    <w:lsdException w:name="caption" w:semiHidden="1" w:unhideWhenUsed="1" w:qFormat="1"/>
-    <w:lsdException w:name="Title" w:qFormat="1"/>
-    <w:lsdException w:name="Default Paragraph Font" w:semiHidden="1" w:qFormat="1"/>
-    <w:lsdException w:name="Subtitle" w:qFormat="1"/>
-    <w:lsdException w:name="Strong" w:qFormat="1"/>
-    <w:lsdException w:name="Emphasis" w:qFormat="1"/>
-    <w:lsdException w:name="HTML Top of Form" w:semiHidden="1" w:uiPriority="99" w:unhideWhenUsed="1"/>
-    <w:lsdException w:name="HTML Bottom of Form" w:semiHidden="1" w:uiPriority="99" w:unhideWhenUsed="1"/>
-    <w:lsdException w:name="Normal Table" w:semiHidden="1" w:unhideWhenUsed="1" w:qFormat="1"/>
-    <w:lsdException w:name="No List" w:semiHidden="1" w:uiPriority="99" w:unhideWhenUsed="1"/>
-    <w:lsdException w:name="Outline List 1" w:semiHidden="1" w:uiPriority="99" w:unhideWhenUsed="1"/>
-    <w:lsdException w:name="Outline List 2" w:semiHidden="1" w:uiPriority="99" w:unhideWhenUsed="1"/>
-    <w:lsdException w:name="Outline List 3" w:semiHidden="1" w:uiPriority="99" w:unhideWhenUsed="1"/>
-    <w:lsdException w:name="Table Simple 1" w:semiHidden="1" w:unhideWhenUsed="1"/>
-    <w:lsdException w:name="Table Simple 2" w:semiHidden="1" w:unhideWhenUsed="1"/>
-    <w:lsdException w:name="Table Simple 3" w:semiHidden="1" w:unhideWhenUsed="1"/>
-    <w:lsdException w:name="Table Classic 1" w:semiHidden="1" w:unhideWhenUsed="1"/>
-    <w:lsdException w:name="Table Classic 2" w:semiHidden="1" w:unhideWhenUsed="1"/>
-    <w:lsdException w:name="Table Classic 3" w:semiHidden="1" w:unhideWhenUsed="1"/>
-    <w:lsdException w:name="Table Classic 4" w:semiHidden="1" w:unhideWhenUsed="1"/>
-    <w:lsdException w:name="Table Colorful 1" w:semiHidden="1" w:unhideWhenUsed="1"/>
-    <w:lsdException w:name="Table Colorful 2" w:semiHidden="1" w:unhideWhenUsed="1"/>
-    <w:lsdException w:name="Table Colorful 3" w:semiHidden="1" w:unhideWhenUsed="1"/>
-    <w:lsdException w:name="Table Columns 1" w:semiHidden="1" w:unhideWhenUsed="1"/>
-    <w:lsdException w:name="Table Columns 2" w:semiHidden="1" w:unhideWhenUsed="1"/>
-    <w:lsdException w:name="Table Columns 3" w:semiHidden="1" w:unhideWhenUsed="1"/>
-    <w:lsdException w:name="Table Columns 4" w:semiHidden="1" w:unhideWhenUsed="1"/>
-    <w:lsdException w:name="Table Columns 5" w:semiHidden="1" w:unhideWhenUsed="1"/>
-    <w:lsdException w:name="Table Grid 1" w:semiHidden="1" w:unhideWhenUsed="1"/>
-    <w:lsdException w:name="Table Grid 2" w:semiHidden="1" w:unhideWhenUsed="1"/>
-    <w:lsdException w:name="Table Grid 3" w:semiHidden="1" w:unhideWhenUsed="1"/>
-    <w:lsdException w:name="Table Grid 4" w:semiHidden="1" w:unhideWhenUsed="1"/>
-    <w:lsdException w:name="Table Grid 5" w:semiHidden="1" w:unhideWhenUsed="1"/>
-    <w:lsdException w:name="Table Grid 6" w:semiHidden="1" w:unhideWhenUsed="1"/>
-    <w:lsdException w:name="Table Grid 7" w:semiHidden="1" w:unhideWhenUsed="1"/>
-    <w:lsdException w:name="Table Grid 8" w:semiHidden="1" w:unhideWhenUsed="1"/>
-    <w:lsdException w:name="Table List 1" w:semiHidden="1" w:unhideWhenUsed="1"/>
-    <w:lsdException w:name="Table List 2" w:semiHidden="1" w:unhideWhenUsed="1"/>
-    <w:lsdException w:name="Table List 3" w:semiHidden="1" w:unhideWhenUsed="1"/>
-    <w:lsdException w:name="Table List 4" w:semiHidden="1" w:unhideWhenUsed="1"/>
-    <w:lsdException w:name="Table List 5" w:semiHidden="1" w:unhideWhenUsed="1"/>
-    <w:lsdException w:name="Table List 6" w:semiHidden="1" w:unhideWhenUsed="1"/>
-    <w:lsdException w:name="Table List 7" w:semiHidden="1" w:unhideWhenUsed="1"/>
-    <w:lsdException w:name="Table List 8" w:semiHidden="1" w:unhideWhenUsed="1"/>
-    <w:lsdException w:name="Table 3D effects 1" w:semiHidden="1" w:unhideWhenUsed="1"/>
-    <w:lsdException w:name="Table 3D effects 2" w:semiHidden="1" w:unhideWhenUsed="1"/>
-    <w:lsdException w:name="Table 3D effects 3" w:semiHidden="1" w:unhideWhenUsed="1"/>
-    <w:lsdException w:name="Table Contemporary" w:semiHidden="1" w:unhideWhenUsed="1"/>
-    <w:lsdException w:name="Table Elegant" w:semiHidden="1" w:unhideWhenUsed="1"/>
-    <w:lsdException w:name="Table Professional" w:semiHidden="1" w:unhideWhenUsed="1"/>
-    <w:lsdException w:name="Table Subtle 1" w:semiHidden="1" w:unhideWhenUsed="1"/>
-    <w:lsdException w:name="Table Subtle 2" w:semiHidden="1" w:unhideWhenUsed="1"/>
-    <w:lsdException w:name="Table Web 1" w:semiHidden="1" w:unhideWhenUsed="1"/>
-    <w:lsdException w:name="Table Web 2" w:semiHidden="1" w:unhideWhenUsed="1"/>
-    <w:lsdException w:name="Table Web 3" w:semiHidden="1" w:unhideWhenUsed="1"/>
-    <w:lsdException w:name="Table Theme" w:semiHidden="1" w:unhideWhenUsed="1"/>
-    <w:lsdException w:name="Placeholder Text" w:semiHidden="1" w:uiPriority="99" w:unhideWhenUsed="1"/>
-    <w:lsdException w:name="No Spacing" w:semiHidden="1" w:uiPriority="99" w:unhideWhenUsed="1"/>
-    <w:lsdException w:name="Light Shading" w:uiPriority="60"/>
-    <w:lsdException w:name="Light List" w:uiPriority="61"/>
-    <w:lsdException w:name="Light Grid" w:uiPriority="62"/>
-    <w:lsdException w:name="Medium Shading 1" w:uiPriority="63"/>
-    <w:lsdException w:name="Medium Shading 2" w:uiPriority="64"/>
-    <w:lsdException w:name="Medium List 1" w:uiPriority="65"/>
-    <w:lsdException w:name="Medium List 2" w:uiPriority="66"/>
-    <w:lsdException w:name="Medium Grid 1" w:uiPriority="67"/>
-    <w:lsdException w:name="Medium Grid 2" w:uiPriority="68"/>
-    <w:lsdException w:name="Medium Grid 3" w:uiPriority="69"/>
-    <w:lsdException w:name="Dark List" w:uiPriority="70"/>
-    <w:lsdException w:name="Colorful Shading" w:uiPriority="71"/>
-    <w:lsdException w:name="Colorful List" w:uiPriority="72"/>
-    <w:lsdException w:name="Colorful Grid" w:uiPriority="73"/>
-    <w:lsdException w:name="Light Shading Accent 1" w:uiPriority="60"/>
-    <w:lsdException w:name="Light List Accent 1" w:uiPriority="61"/>
-    <w:lsdException w:name="Light Grid Accent 1" w:uiPriority="62"/>
-    <w:lsdException w:name="Medium Shading 1 Accent 1" w:uiPriority="63"/>
-    <w:lsdException w:name="Medium Shading 2 Accent 1" w:uiPriority="64"/>
-    <w:lsdException w:name="Medium List 1 Accent 1" w:uiPriority="65"/>
-    <w:lsdException w:name="Revision" w:semiHidden="1" w:uiPriority="99" w:unhideWhenUsed="1"/>
-    <w:lsdException w:name="List Paragraph" w:uiPriority="34" w:qFormat="1"/>
-    <w:lsdException w:name="Quote" w:semiHidden="1" w:uiPriority="99" w:unhideWhenUsed="1"/>
-    <w:lsdException w:name="Intense Quote" w:semiHidden="1" w:uiPriority="99" w:unhideWhenUsed="1"/>
-    <w:lsdException w:name="Medium List 2 Accent 1" w:uiPriority="66"/>
-    <w:lsdException w:name="Medium Grid 1 Accent 1" w:uiPriority="67"/>
-    <w:lsdException w:name="Medium Grid 2 Accent 1" w:uiPriority="68"/>
-    <w:lsdException w:name="Medium Grid 3 Accent 1" w:uiPriority="69"/>
-    <w:lsdException w:name="Dark List Accent 1" w:uiPriority="70"/>
-    <w:lsdException w:name="Colorful Shading Accent 1" w:uiPriority="71"/>
-    <w:lsdException w:name="Colorful List Accent 1" w:uiPriority="72"/>
-    <w:lsdException w:name="Colorful Grid Accent 1" w:uiPriority="73"/>
-    <w:lsdException w:name="Light Shading Accent 2" w:uiPriority="60"/>
-    <w:lsdException w:name="Light List Accent 2" w:uiPriority="61"/>
-    <w:lsdException w:name="Light Grid Accent 2" w:uiPriority="62"/>
-    <w:lsdException w:name="Medium Shading 1 Accent 2" w:uiPriority="63"/>
-    <w:lsdException w:name="Medium Shading 2 Accent 2" w:uiPriority="64"/>
-    <w:lsdException w:name="Medium List 1 Accent 2" w:uiPriority="65"/>
-    <w:lsdException w:name="Medium List 2 Accent 2" w:uiPriority="66"/>
-    <w:lsdException w:name="Medium Grid 1 Accent 2" w:uiPriority="67"/>
-    <w:lsdException w:name="Medium Grid 2 Accent 2" w:uiPriority="68"/>
-    <w:lsdException w:name="Medium Grid 3 Accent 2" w:uiPriority="69"/>
-    <w:lsdException w:name="Dark List Accent 2" w:uiPriority="70"/>
-    <w:lsdException w:name="Colorful Shading Accent 2" w:uiPriority="71"/>
-    <w:lsdException w:name="Colorful List Accent 2" w:uiPriority="72"/>
-    <w:lsdException w:name="Colorful Grid Accent 2" w:uiPriority="73"/>
-    <w:lsdException w:name="Light Shading Accent 3" w:uiPriority="60"/>
-    <w:lsdException w:name="Light List Accent 3" w:uiPriority="61"/>
-    <w:lsdException w:name="Light Grid Accent 3" w:uiPriority="62"/>
-    <w:lsdException w:name="Medium Shading 1 Accent 3" w:uiPriority="63"/>
-    <w:lsdException w:name="Medium Shading 2 Accent 3" w:uiPriority="64"/>
-    <w:lsdException w:name="Medium List 1 Accent 3" w:uiPriority="65"/>
-    <w:lsdException w:name="Medium List 2 Accent 3" w:uiPriority="66"/>
-    <w:lsdException w:name="Medium Grid 1 Accent 3" w:uiPriority="67"/>
-    <w:lsdException w:name="Medium Grid 2 Accent 3" w:uiPriority="68"/>
-    <w:lsdException w:name="Medium Grid 3 Accent 3" w:uiPriority="69"/>
-    <w:lsdException w:name="Dark List Accent 3" w:uiPriority="70"/>
-    <w:lsdException w:name="Colorful Shading Accent 3" w:uiPriority="71"/>
-    <w:lsdException w:name="Colorful List Accent 3" w:uiPriority="72"/>
-    <w:lsdException w:name="Colorful Grid Accent 3" w:uiPriority="73"/>
-    <w:lsdException w:name="Light Shading Accent 4" w:uiPriority="60"/>
-    <w:lsdException w:name="Light List Accent 4" w:uiPriority="61"/>
-    <w:lsdException w:name="Light Grid Accent 4" w:uiPriority="62"/>
-    <w:lsdException w:name="Medium Shading 1 Accent 4" w:uiPriority="63"/>
-    <w:lsdException w:name="Medium Shading 2 Accent 4" w:uiPriority="64"/>
-    <w:lsdException w:name="Medium List 1 Accent 4" w:uiPriority="65"/>
-    <w:lsdException w:name="Medium List 2 Accent 4" w:uiPriority="66"/>
-    <w:lsdException w:name="Medium Grid 1 Accent 4" w:uiPriority="67"/>
-    <w:lsdException w:name="Medium Grid 2 Accent 4" w:uiPriority="68"/>
-    <w:lsdException w:name="Medium Grid 3 Accent 4" w:uiPriority="69"/>
-    <w:lsdException w:name="Dark List Accent 4" w:uiPriority="70"/>
-    <w:lsdException w:name="Colorful Shading Accent 4" w:uiPriority="71"/>
-    <w:lsdException w:name="Colorful List Accent 4" w:uiPriority="72"/>
-    <w:lsdException w:name="Colorful Grid Accent 4" w:uiPriority="73"/>
-    <w:lsdException w:name="Light Shading Accent 5" w:uiPriority="60"/>
-    <w:lsdException w:name="Light List Accent 5" w:uiPriority="61"/>
-    <w:lsdException w:name="Light Grid Accent 5" w:uiPriority="62"/>
-    <w:lsdException w:name="Medium Shading 1 Accent 5" w:uiPriority="63"/>
-    <w:lsdException w:name="Medium Shading 2 Accent 5" w:uiPriority="64"/>
-    <w:lsdException w:name="Medium List 1 Accent 5" w:uiPriority="65"/>
-    <w:lsdException w:name="Medium List 2 Accent 5" w:uiPriority="66"/>
-    <w:lsdException w:name="Medium Grid 1 Accent 5" w:uiPriority="67"/>
-    <w:lsdException w:name="Medium Grid 2 Accent 5" w:uiPriority="68"/>
-    <w:lsdException w:name="Medium Grid 3 Accent 5" w:uiPriority="69"/>
-    <w:lsdException w:name="Dark List Accent 5" w:uiPriority="70"/>
-    <w:lsdException w:name="Colorful Shading Accent 5" w:uiPriority="71"/>
-    <w:lsdException w:name="Colorful List Accent 5" w:uiPriority="72"/>
-    <w:lsdException w:name="Colorful Grid Accent 5" w:uiPriority="73"/>
-    <w:lsdException w:name="Light Shading Accent 6" w:uiPriority="60"/>
-    <w:lsdException w:name="Light List Accent 6" w:uiPriority="61"/>
-    <w:lsdException w:name="Light Grid Accent 6" w:uiPriority="62"/>
-    <w:lsdException w:name="Medium Shading 1 Accent 6" w:uiPriority="63"/>
-    <w:lsdException w:name="Medium Shading 2 Accent 6" w:uiPriority="64"/>
-    <w:lsdException w:name="Medium List 1 Accent 6" w:uiPriority="65"/>
-    <w:lsdException w:name="Medium List 2 Accent 6" w:uiPriority="66"/>
-    <w:lsdException w:name="Medium Grid 1 Accent 6" w:uiPriority="67"/>
-    <w:lsdException w:name="Medium Grid 2 Accent 6" w:uiPriority="68"/>
-    <w:lsdException w:name="Medium Grid 3 Accent 6" w:uiPriority="69"/>
-    <w:lsdException w:name="Dark List Accent 6" w:uiPriority="70"/>
-    <w:lsdException w:name="Colorful Shading Accent 6" w:uiPriority="71"/>
-    <w:lsdException w:name="Colorful List Accent 6" w:uiPriority="72"/>
-    <w:lsdException w:name="Colorful Grid Accent 6" w:uiPriority="73"/>
-    <w:lsdException w:name="Subtle Emphasis" w:uiPriority="19" w:qFormat="1"/>
-    <w:lsdException w:name="Intense Emphasis" w:uiPriority="21" w:qFormat="1"/>
-    <w:lsdException w:name="Subtle Reference" w:uiPriority="31" w:qFormat="1"/>
-    <w:lsdException w:name="Intense Reference" w:uiPriority="32" w:qFormat="1"/>
-    <w:lsdException w:name="Book Title" w:uiPriority="33" w:qFormat="1"/>
-    <w:lsdException w:name="Bibliography" w:semiHidden="1" w:uiPriority="37" w:unhideWhenUsed="1"/>
-    <w:lsdException w:name="TOC Heading" w:semiHidden="1" w:uiPriority="39" w:unhideWhenUsed="1" w:qFormat="1"/>
-    <w:lsdException w:name="Plain Table 1" w:uiPriority="41"/>
-    <w:lsdException w:name="Plain Table 2" w:uiPriority="42"/>
-    <w:lsdException w:name="Plain Table 3" w:uiPriority="43"/>
-    <w:lsdException w:name="Plain Table 4" w:uiPriority="44"/>
-    <w:lsdException w:name="Plain Table 5" w:uiPriority="45"/>
-    <w:lsdException w:name="Grid Table Light" w:uiPriority="40"/>
-    <w:lsdException w:name="Grid Table 1 Light" w:uiPriority="46"/>
-    <w:lsdException w:name="Grid Table 2" w:uiPriority="47"/>
-    <w:lsdException w:name="Grid Table 3" w:uiPriority="48"/>
-    <w:lsdException w:name="Grid Table 4" w:uiPriority="49"/>
-    <w:lsdException w:name="Grid Table 5 Dark" w:uiPriority="50"/>
-    <w:lsdException w:name="Grid Table 6 Colorful" w:uiPriority="51"/>
-    <w:lsdException w:name="Grid Table 7 Colorful" w:uiPriority="52"/>
-    <w:lsdException w:name="Grid Table 1 Light Accent 1" w:uiPriority="46"/>
-    <w:lsdException w:name="Grid Table 2 Accent 1" w:uiPriority="47"/>
-    <w:lsdException w:name="Grid Table 3 Accent 1" w:uiPriority="48"/>
-    <w:lsdException w:name="Grid Table 4 Accent 1" w:uiPriority="49"/>
-    <w:lsdException w:name="Grid Table 5 Dark Accent 1" w:uiPriority="50"/>
-    <w:lsdException w:name="Grid Table 6 Colorful Accent 1" w:uiPriority="51"/>
-    <w:lsdException w:name="Grid Table 7 Colorful Accent 1" w:uiPriority="52"/>
-    <w:lsdException w:name="Grid Table 1 Light Accent 2" w:uiPriority="46"/>
-    <w:lsdException w:name="Grid Table 2 Accent 2" w:uiPriority="47"/>
-    <w:lsdException w:name="Grid Table 3 Accent 2" w:uiPriority="48"/>
-    <w:lsdException w:name="Grid Table 4 Accent 2" w:uiPriority="49"/>
-    <w:lsdException w:name="Grid Table 5 Dark Accent 2" w:uiPriority="50"/>
-    <w:lsdException w:name="Grid Table 6 Colorful Accent 2" w:uiPriority="51"/>
-    <w:lsdException w:name="Grid Table 7 Colorful Accent 2" w:uiPriority="52"/>
-    <w:lsdException w:name="Grid Table 1 Light Accent 3" w:uiPriority="46"/>
-    <w:lsdException w:name="Grid Table 2 Accent 3" w:uiPriority="47"/>
-    <w:lsdException w:name="Grid Table 3 Accent 3" w:uiPriority="48"/>
-    <w:lsdException w:name="Grid Table 4 Accent 3" w:uiPriority="49"/>
-    <w:lsdException w:name="Grid Table 5 Dark Accent 3" w:uiPriority="50"/>
-    <w:lsdException w:name="Grid Table 6 Colorful Accent 3" w:uiPriority="51"/>
-    <w:lsdException w:name="Grid Table 7 Colorful Accent 3" w:uiPriority="52"/>
-    <w:lsdException w:name="Grid Table 1 Light Accent 4" w:uiPriority="46"/>
-    <w:lsdException w:name="Grid Table 2 Accent 4" w:uiPriority="47"/>
-    <w:lsdException w:name="Grid Table 3 Accent 4" w:uiPriority="48"/>
-    <w:lsdException w:name="Grid Table 4 Accent 4" w:uiPriority="49"/>
-    <w:lsdException w:name="Grid Table 5 Dark Accent 4" w:uiPriority="50"/>
-    <w:lsdException w:name="Grid Table 6 Colorful Accent 4" w:uiPriority="51"/>
-    <w:lsdException w:name="Grid Table 7 Colorful Accent 4" w:uiPriority="52"/>
-    <w:lsdException w:name="Grid Table 1 Light Accent 5" w:uiPriority="46"/>
-    <w:lsdException w:name="Grid Table 2 Accent 5" w:uiPriority="47"/>
-    <w:lsdException w:name="Grid Table 3 Accent 5" w:uiPriority="48"/>
-    <w:lsdException w:name="Grid Table 4 Accent 5" w:uiPriority="49"/>
-    <w:lsdException w:name="Grid Table 5 Dark Accent 5" w:uiPriority="50"/>
-    <w:lsdException w:name="Grid Table 6 Colorful Accent 5" w:uiPriority="51"/>
-    <w:lsdException w:name="Grid Table 7 Colorful Accent 5" w:uiPriority="52"/>
-    <w:lsdException w:name="Grid Table 1 Light Accent 6" w:uiPriority="46"/>
-    <w:lsdException w:name="Grid Table 2 Accent 6" w:uiPriority="47"/>
-    <w:lsdException w:name="Grid Table 3 Accent 6" w:uiPriority="48"/>
-    <w:lsdException w:name="Grid Table 4 Accent 6" w:uiPriority="49"/>
-    <w:lsdException w:name="Grid Table 5 Dark Accent 6" w:uiPriority="50"/>
-    <w:lsdException w:name="Grid Table 6 Colorful Accent 6" w:uiPriority="51"/>
-    <w:lsdException w:name="Grid Table 7 Colorful Accent 6" w:uiPriority="52"/>
-    <w:lsdException w:name="List Table 1 Light" w:uiPriority="46"/>
-    <w:lsdException w:name="List Table 2" w:uiPriority="47"/>
-    <w:lsdException w:name="List Table 3" w:uiPriority="48"/>
-    <w:lsdException w:name="List Table 4" w:uiPriority="49"/>
-    <w:lsdException w:name="List Table 5 Dark" w:uiPriority="50"/>
-    <w:lsdException w:name="List Table 6 Colorful" w:uiPriority="51"/>
-    <w:lsdException w:name="List Table 7 Colorful" w:uiPriority="52"/>
-    <w:lsdException w:name="List Table 1 Light Accent 1" w:uiPriority="46"/>
-    <w:lsdException w:name="List Table 2 Accent 1" w:uiPriority="47"/>
-    <w:lsdException w:name="List Table 3 Accent 1" w:uiPriority="48"/>
-    <w:lsdException w:name="List Table 4 Accent 1" w:uiPriority="49"/>
-    <w:lsdException w:name="List Table 5 Dark Accent 1" w:uiPriority="50"/>
-    <w:lsdException w:name="List Table 6 Colorful Accent 1" w:uiPriority="51"/>
-    <w:lsdException w:name="List Table 7 Colorful Accent 1" w:uiPriority="52"/>
-    <w:lsdException w:name="List Table 1 Light Accent 2" w:uiPriority="46"/>
-    <w:lsdException w:name="List Table 2 Accent 2" w:uiPriority="47"/>
-    <w:lsdException w:name="List Table 3 Accent 2" w:uiPriority="48"/>
-    <w:lsdException w:name="List Table 4 Accent 2" w:uiPriority="49"/>
-    <w:lsdException w:name="List Table 5 Dark Accent 2" w:uiPriority="50"/>
-    <w:lsdException w:name="List Table 6 Colorful Accent 2" w:uiPriority="51"/>
-    <w:lsdException w:name="List Table 7 Colorful Accent 2" w:uiPriority="52"/>
-    <w:lsdException w:name="List Table 1 Light Accent 3" w:uiPriority="46"/>
-    <w:lsdException w:name="List Table 2 Accent 3" w:uiPriority="47"/>
-    <w:lsdException w:name="List Table 3 Accent 3" w:uiPriority="48"/>
-    <w:lsdException w:name="List Table 4 Accent 3" w:uiPriority="49"/>
-    <w:lsdException w:name="List Table 5 Dark Accent 3" w:uiPriority="50"/>
-    <w:lsdException w:name="List Table 6 Colorful Accent 3" w:uiPriority="51"/>
-    <w:lsdException w:name="List Table 7 Colorful Accent 3" w:uiPriority="52"/>
-    <w:lsdException w:name="List Table 1 Light Accent 4" w:uiPriority="46"/>
-    <w:lsdException w:name="List Table 2 Accent 4" w:uiPriority="47"/>
-    <w:lsdException w:name="List Table 3 Accent 4" w:uiPriority="48"/>
-    <w:lsdException w:name="List Table 4 Accent 4" w:uiPriority="49"/>
-    <w:lsdException w:name="List Table 5 Dark Accent 4" w:uiPriority="50"/>
-    <w:lsdException w:name="List Table 6 Colorful Accent 4" w:uiPriority="51"/>
-    <w:lsdException w:name="List Table 7 Colorful Accent 4" w:uiPriority="52"/>
-    <w:lsdException w:name="List Table 1 Light Accent 5" w:uiPriority="46"/>
-    <w:lsdException w:name="List Table 2 Accent 5" w:uiPriority="47"/>
-    <w:lsdException w:name="List Table 3 Accent 5" w:uiPriority="48"/>
-    <w:lsdException w:name="List Table 4 Accent 5" w:uiPriority="49"/>
-    <w:lsdException w:name="List Table 5 Dark Accent 5" w:uiPriority="50"/>
-    <w:lsdException w:name="List Table 6 Colorful Accent 5" w:uiPriority="51"/>
-    <w:lsdException w:name="List Table 7 Colorful Accent 5" w:uiPriority="52"/>
-    <w:lsdException w:name="List Table 1 Light Accent 6" w:uiPriority="46"/>
-    <w:lsdException w:name="List Table 2 Accent 6" w:uiPriority="47"/>
-    <w:lsdException w:name="List Table 3 Accent 6" w:uiPriority="48"/>
-    <w:lsdException w:name="List Table 4 Accent 6" w:uiPriority="49"/>
-    <w:lsdException w:name="List Table 5 Dark Accent 6" w:uiPriority="50"/>
-    <w:lsdException w:name="List Table 6 Colorful Accent 6" w:uiPriority="51"/>
-    <w:lsdException w:name="List Table 7 Colorful Accent 6" w:uiPriority="52"/>
-    <w:lsdException w:name="Mention" w:semiHidden="1" w:uiPriority="99" w:unhideWhenUsed="1"/>
-    <w:lsdException w:name="Smart Hyperlink" w:semiHidden="1" w:uiPriority="99" w:unhideWhenUsed="1"/>
-    <w:lsdException w:name="Hashtag" w:semiHidden="1" w:uiPriority="99" w:unhideWhenUsed="1"/>
-    <w:lsdException w:name="Unresolved Mention" w:semiHidden="1" w:uiPriority="99" w:unhideWhenUsed="1"/>
-    <w:lsdException w:name="Smart Link" w:semiHidden="1" w:uiPriority="99" w:unhideWhenUsed="1"/>
+  <w:latentStyles w:count="260" w:defQFormat="0" w:defUnhideWhenUsed="1" w:defSemiHidden="1" w:defUIPriority="99" w:defLockedState="0">
+    <w:lsdException w:qFormat="1" w:unhideWhenUsed="0" w:uiPriority="0" w:semiHidden="0" w:name="Normal"/>
+    <w:lsdException w:qFormat="1" w:unhideWhenUsed="0" w:uiPriority="0" w:semiHidden="0" w:name="heading 1"/>
+    <w:lsdException w:qFormat="1" w:uiPriority="0" w:name="heading 2"/>
+    <w:lsdException w:qFormat="1" w:uiPriority="0" w:name="heading 3"/>
+    <w:lsdException w:qFormat="1" w:uiPriority="0" w:name="heading 4"/>
+    <w:lsdException w:qFormat="1" w:uiPriority="0" w:name="heading 5"/>
+    <w:lsdException w:qFormat="1" w:uiPriority="0" w:name="heading 6"/>
+    <w:lsdException w:qFormat="1" w:uiPriority="0" w:name="heading 7"/>
+    <w:lsdException w:qFormat="1" w:uiPriority="0" w:name="heading 8"/>
+    <w:lsdException w:qFormat="1" w:uiPriority="0" w:name="heading 9"/>
+    <w:lsdException w:unhideWhenUsed="0" w:uiPriority="0" w:semiHidden="0" w:name="index 1"/>
+    <w:lsdException w:unhideWhenUsed="0" w:uiPriority="0" w:semiHidden="0" w:name="index 2"/>
+    <w:lsdException w:unhideWhenUsed="0" w:uiPriority="0" w:semiHidden="0" w:name="index 3"/>
+    <w:lsdException w:unhideWhenUsed="0" w:uiPriority="0" w:semiHidden="0" w:name="index 4"/>
+    <w:lsdException w:unhideWhenUsed="0" w:uiPriority="0" w:semiHidden="0" w:name="index 5"/>
+    <w:lsdException w:unhideWhenUsed="0" w:uiPriority="0" w:semiHidden="0" w:name="index 6"/>
+    <w:lsdException w:unhideWhenUsed="0" w:uiPriority="0" w:semiHidden="0" w:name="index 7"/>
+    <w:lsdException w:unhideWhenUsed="0" w:uiPriority="0" w:semiHidden="0" w:name="index 8"/>
+    <w:lsdException w:unhideWhenUsed="0" w:uiPriority="0" w:semiHidden="0" w:name="index 9"/>
+    <w:lsdException w:unhideWhenUsed="0" w:uiPriority="0" w:semiHidden="0" w:name="toc 1"/>
+    <w:lsdException w:unhideWhenUsed="0" w:uiPriority="0" w:semiHidden="0" w:name="toc 2"/>
+    <w:lsdException w:unhideWhenUsed="0" w:uiPriority="0" w:semiHidden="0" w:name="toc 3"/>
+    <w:lsdException w:unhideWhenUsed="0" w:uiPriority="0" w:semiHidden="0" w:name="toc 4"/>
+    <w:lsdException w:unhideWhenUsed="0" w:uiPriority="0" w:semiHidden="0" w:name="toc 5"/>
+    <w:lsdException w:unhideWhenUsed="0" w:uiPriority="0" w:semiHidden="0" w:name="toc 6"/>
+    <w:lsdException w:unhideWhenUsed="0" w:uiPriority="0" w:semiHidden="0" w:name="toc 7"/>
+    <w:lsdException w:unhideWhenUsed="0" w:uiPriority="0" w:semiHidden="0" w:name="toc 8"/>
+    <w:lsdException w:unhideWhenUsed="0" w:uiPriority="0" w:semiHidden="0" w:name="toc 9"/>
+    <w:lsdException w:unhideWhenUsed="0" w:uiPriority="0" w:semiHidden="0" w:name="Normal Indent"/>
+    <w:lsdException w:unhideWhenUsed="0" w:uiPriority="0" w:semiHidden="0" w:name="footnote text"/>
+    <w:lsdException w:unhideWhenUsed="0" w:uiPriority="0" w:semiHidden="0" w:name="annotation text"/>
+    <w:lsdException w:unhideWhenUsed="0" w:uiPriority="0" w:semiHidden="0" w:name="header"/>
+    <w:lsdException w:qFormat="1" w:unhideWhenUsed="0" w:uiPriority="0" w:semiHidden="0" w:name="footer"/>
+    <w:lsdException w:unhideWhenUsed="0" w:uiPriority="0" w:semiHidden="0" w:name="index heading"/>
+    <w:lsdException w:qFormat="1" w:uiPriority="0" w:name="caption"/>
+    <w:lsdException w:unhideWhenUsed="0" w:uiPriority="0" w:semiHidden="0" w:name="table of figures"/>
+    <w:lsdException w:unhideWhenUsed="0" w:uiPriority="0" w:semiHidden="0" w:name="envelope address"/>
+    <w:lsdException w:unhideWhenUsed="0" w:uiPriority="0" w:semiHidden="0" w:name="envelope return"/>
+    <w:lsdException w:unhideWhenUsed="0" w:uiPriority="0" w:semiHidden="0" w:name="footnote reference"/>
+    <w:lsdException w:unhideWhenUsed="0" w:uiPriority="0" w:semiHidden="0" w:name="annotation reference"/>
+    <w:lsdException w:unhideWhenUsed="0" w:uiPriority="0" w:semiHidden="0" w:name="line number"/>
+    <w:lsdException w:unhideWhenUsed="0" w:uiPriority="0" w:semiHidden="0" w:name="page number"/>
+    <w:lsdException w:unhideWhenUsed="0" w:uiPriority="0" w:semiHidden="0" w:name="endnote reference"/>
+    <w:lsdException w:unhideWhenUsed="0" w:uiPriority="0" w:semiHidden="0" w:name="endnote text"/>
+    <w:lsdException w:unhideWhenUsed="0" w:uiPriority="0" w:semiHidden="0" w:name="table of authorities"/>
+    <w:lsdException w:unhideWhenUsed="0" w:uiPriority="0" w:semiHidden="0" w:name="macro"/>
+    <w:lsdException w:unhideWhenUsed="0" w:uiPriority="0" w:semiHidden="0" w:name="toa heading"/>
+    <w:lsdException w:unhideWhenUsed="0" w:uiPriority="0" w:semiHidden="0" w:name="List"/>
+    <w:lsdException w:unhideWhenUsed="0" w:uiPriority="0" w:semiHidden="0" w:name="List Bullet"/>
+    <w:lsdException w:unhideWhenUsed="0" w:uiPriority="0" w:semiHidden="0" w:name="List Number"/>
+    <w:lsdException w:unhideWhenUsed="0" w:uiPriority="0" w:semiHidden="0" w:name="List 2"/>
+    <w:lsdException w:unhideWhenUsed="0" w:uiPriority="0" w:semiHidden="0" w:name="List 3"/>
+    <w:lsdException w:unhideWhenUsed="0" w:uiPriority="0" w:semiHidden="0" w:name="List 4"/>
+    <w:lsdException w:unhideWhenUsed="0" w:uiPriority="0" w:semiHidden="0" w:name="List 5"/>
+    <w:lsdException w:unhideWhenUsed="0" w:uiPriority="0" w:semiHidden="0" w:name="List Bullet 2"/>
+    <w:lsdException w:unhideWhenUsed="0" w:uiPriority="0" w:semiHidden="0" w:name="List Bullet 3"/>
+    <w:lsdException w:unhideWhenUsed="0" w:uiPriority="0" w:semiHidden="0" w:name="List Bullet 4"/>
+    <w:lsdException w:unhideWhenUsed="0" w:uiPriority="0" w:semiHidden="0" w:name="List Bullet 5"/>
+    <w:lsdException w:unhideWhenUsed="0" w:uiPriority="0" w:semiHidden="0" w:name="List Number 2"/>
+    <w:lsdException w:unhideWhenUsed="0" w:uiPriority="0" w:semiHidden="0" w:name="List Number 3"/>
+    <w:lsdException w:unhideWhenUsed="0" w:uiPriority="0" w:semiHidden="0" w:name="List Number 4"/>
+    <w:lsdException w:unhideWhenUsed="0" w:uiPriority="0" w:semiHidden="0" w:name="List Number 5"/>
+    <w:lsdException w:qFormat="1" w:unhideWhenUsed="0" w:uiPriority="0" w:semiHidden="0" w:name="Title"/>
+    <w:lsdException w:unhideWhenUsed="0" w:uiPriority="0" w:semiHidden="0" w:name="Closing"/>
+    <w:lsdException w:unhideWhenUsed="0" w:uiPriority="0" w:semiHidden="0" w:name="Signature"/>
+    <w:lsdException w:qFormat="1" w:uiPriority="1" w:name="Default Paragraph Font"/>
+    <w:lsdException w:unhideWhenUsed="0" w:uiPriority="0" w:semiHidden="0" w:name="Body Text"/>
+    <w:lsdException w:unhideWhenUsed="0" w:uiPriority="0" w:semiHidden="0" w:name="Body Text Indent"/>
+    <w:lsdException w:unhideWhenUsed="0" w:uiPriority="0" w:semiHidden="0" w:name="List Continue"/>
+    <w:lsdException w:unhideWhenUsed="0" w:uiPriority="0" w:semiHidden="0" w:name="List Continue 2"/>
+    <w:lsdException w:unhideWhenUsed="0" w:uiPriority="0" w:semiHidden="0" w:name="List Continue 3"/>
+    <w:lsdException w:unhideWhenUsed="0" w:uiPriority="0" w:semiHidden="0" w:name="List Continue 4"/>
+    <w:lsdException w:unhideWhenUsed="0" w:uiPriority="0" w:semiHidden="0" w:name="List Continue 5"/>
+    <w:lsdException w:unhideWhenUsed="0" w:uiPriority="0" w:semiHidden="0" w:name="Message Header"/>
+    <w:lsdException w:qFormat="1" w:unhideWhenUsed="0" w:uiPriority="0" w:semiHidden="0" w:name="Subtitle"/>
+    <w:lsdException w:unhideWhenUsed="0" w:uiPriority="0" w:semiHidden="0" w:name="Salutation"/>
+    <w:lsdException w:unhideWhenUsed="0" w:uiPriority="0" w:semiHidden="0" w:name="Date"/>
+    <w:lsdException w:unhideWhenUsed="0" w:uiPriority="0" w:semiHidden="0" w:name="Body Text First Indent"/>
+    <w:lsdException w:unhideWhenUsed="0" w:uiPriority="0" w:semiHidden="0" w:name="Body Text First Indent 2"/>
+    <w:lsdException w:unhideWhenUsed="0" w:uiPriority="0" w:semiHidden="0" w:name="Note Heading"/>
+    <w:lsdException w:unhideWhenUsed="0" w:uiPriority="0" w:semiHidden="0" w:name="Body Text 2"/>
+    <w:lsdException w:unhideWhenUsed="0" w:uiPriority="0" w:semiHidden="0" w:name="Body Text 3"/>
+    <w:lsdException w:unhideWhenUsed="0" w:uiPriority="0" w:semiHidden="0" w:name="Body Text Indent 2"/>
+    <w:lsdException w:unhideWhenUsed="0" w:uiPriority="0" w:semiHidden="0" w:name="Body Text Indent 3"/>
+    <w:lsdException w:unhideWhenUsed="0" w:uiPriority="0" w:semiHidden="0" w:name="Block Text"/>
+    <w:lsdException w:unhideWhenUsed="0" w:uiPriority="0" w:semiHidden="0" w:name="Hyperlink"/>
+    <w:lsdException w:unhideWhenUsed="0" w:uiPriority="0" w:semiHidden="0" w:name="FollowedHyperlink"/>
+    <w:lsdException w:qFormat="1" w:unhideWhenUsed="0" w:uiPriority="0" w:semiHidden="0" w:name="Strong"/>
+    <w:lsdException w:qFormat="1" w:unhideWhenUsed="0" w:uiPriority="0" w:semiHidden="0" w:name="Emphasis"/>
+    <w:lsdException w:unhideWhenUsed="0" w:uiPriority="0" w:semiHidden="0" w:name="Document Map"/>
+    <w:lsdException w:unhideWhenUsed="0" w:uiPriority="0" w:semiHidden="0" w:name="Plain Text"/>
+    <w:lsdException w:unhideWhenUsed="0" w:uiPriority="0" w:semiHidden="0" w:name="E-mail Signature"/>
+    <w:lsdException w:unhideWhenUsed="0" w:uiPriority="0" w:semiHidden="0" w:name="Normal (Web)"/>
+    <w:lsdException w:unhideWhenUsed="0" w:uiPriority="0" w:semiHidden="0" w:name="HTML Acronym"/>
+    <w:lsdException w:unhideWhenUsed="0" w:uiPriority="0" w:semiHidden="0" w:name="HTML Address"/>
+    <w:lsdException w:unhideWhenUsed="0" w:uiPriority="0" w:semiHidden="0" w:name="HTML Cite"/>
+    <w:lsdException w:unhideWhenUsed="0" w:uiPriority="0" w:semiHidden="0" w:name="HTML Code"/>
+    <w:lsdException w:unhideWhenUsed="0" w:uiPriority="0" w:semiHidden="0" w:name="HTML Definition"/>
+    <w:lsdException w:unhideWhenUsed="0" w:uiPriority="0" w:semiHidden="0" w:name="HTML Keyboard"/>
+    <w:lsdException w:unhideWhenUsed="0" w:uiPriority="0" w:semiHidden="0" w:name="HTML Preformatted"/>
+    <w:lsdException w:unhideWhenUsed="0" w:uiPriority="0" w:semiHidden="0" w:name="HTML Sample"/>
+    <w:lsdException w:unhideWhenUsed="0" w:uiPriority="0" w:semiHidden="0" w:name="HTML Typewriter"/>
+    <w:lsdException w:unhideWhenUsed="0" w:uiPriority="0" w:semiHidden="0" w:name="HTML Variable"/>
+    <w:lsdException w:uiPriority="99" w:name="Normal Table"/>
+    <w:lsdException w:unhideWhenUsed="0" w:uiPriority="0" w:semiHidden="0" w:name="annotation subject"/>
+    <w:lsdException w:uiPriority="0" w:name="Table Simple 1"/>
+    <w:lsdException w:uiPriority="0" w:name="Table Simple 2"/>
+    <w:lsdException w:uiPriority="0" w:name="Table Simple 3"/>
+    <w:lsdException w:uiPriority="0" w:name="Table Classic 1"/>
+    <w:lsdException w:uiPriority="0" w:name="Table Classic 2"/>
+    <w:lsdException w:uiPriority="0" w:name="Table Classic 3"/>
+    <w:lsdException w:uiPriority="0" w:name="Table Classic 4"/>
+    <w:lsdException w:uiPriority="0" w:name="Table Colorful 1"/>
+    <w:lsdException w:uiPriority="0" w:name="Table Colorful 2"/>
+    <w:lsdException w:uiPriority="0" w:name="Table Colorful 3"/>
+    <w:lsdException w:uiPriority="0" w:name="Table Columns 1"/>
+    <w:lsdException w:uiPriority="0" w:name="Table Columns 2"/>
+    <w:lsdException w:uiPriority="0" w:name="Table Columns 3"/>
+    <w:lsdException w:uiPriority="0" w:name="Table Columns 4"/>
+    <w:lsdException w:uiPriority="0" w:name="Table Columns 5"/>
+    <w:lsdException w:uiPriority="0" w:name="Table Grid 1"/>
+    <w:lsdException w:uiPriority="0" w:name="Table Grid 2"/>
+    <w:lsdException w:uiPriority="0" w:name="Table Grid 3"/>
+    <w:lsdException w:uiPriority="0" w:name="Table Grid 4"/>
+    <w:lsdException w:uiPriority="0" w:name="Table Grid 5"/>
+    <w:lsdException w:uiPriority="0" w:name="Table Grid 6"/>
+    <w:lsdException w:uiPriority="0" w:name="Table Grid 7"/>
+    <w:lsdException w:uiPriority="0" w:name="Table Grid 8"/>
+    <w:lsdException w:uiPriority="0" w:name="Table List 1"/>
+    <w:lsdException w:uiPriority="0" w:name="Table List 2"/>
+    <w:lsdException w:uiPriority="0" w:name="Table List 3"/>
+    <w:lsdException w:uiPriority="0" w:name="Table List 4"/>
+    <w:lsdException w:uiPriority="0" w:name="Table List 5"/>
+    <w:lsdException w:uiPriority="0" w:name="Table List 6"/>
+    <w:lsdException w:uiPriority="0" w:name="Table List 7"/>
+    <w:lsdException w:uiPriority="0" w:name="Table List 8"/>
+    <w:lsdException w:uiPriority="0" w:name="Table 3D effects 1"/>
+    <w:lsdException w:uiPriority="0" w:name="Table 3D effects 2"/>
+    <w:lsdException w:uiPriority="0" w:name="Table 3D effects 3"/>
+    <w:lsdException w:uiPriority="0" w:name="Table Contemporary"/>
+    <w:lsdException w:uiPriority="0" w:name="Table Elegant"/>
+    <w:lsdException w:uiPriority="0" w:name="Table Professional"/>
+    <w:lsdException w:uiPriority="0" w:name="Table Subtle 1"/>
+    <w:lsdException w:uiPriority="0" w:name="Table Subtle 2"/>
+    <w:lsdException w:uiPriority="0" w:name="Table Web 1"/>
+    <w:lsdException w:uiPriority="0" w:name="Table Web 2"/>
+    <w:lsdException w:uiPriority="0" w:name="Table Web 3"/>
+    <w:lsdException w:unhideWhenUsed="0" w:uiPriority="0" w:semiHidden="0" w:name="Balloon Text"/>
+    <w:lsdException w:unhideWhenUsed="0" w:uiPriority="0" w:semiHidden="0" w:name="Table Grid"/>
+    <w:lsdException w:uiPriority="0" w:name="Table Theme"/>
+    <w:lsdException w:unhideWhenUsed="0" w:uiPriority="60" w:semiHidden="0" w:name="Light Shading"/>
+    <w:lsdException w:unhideWhenUsed="0" w:uiPriority="61" w:semiHidden="0" w:name="Light List"/>
+    <w:lsdException w:unhideWhenUsed="0" w:uiPriority="62" w:semiHidden="0" w:name="Light Grid"/>
+    <w:lsdException w:unhideWhenUsed="0" w:uiPriority="63" w:semiHidden="0" w:name="Medium Shading 1"/>
+    <w:lsdException w:unhideWhenUsed="0" w:uiPriority="64" w:semiHidden="0" w:name="Medium Shading 2"/>
+    <w:lsdException w:unhideWhenUsed="0" w:uiPriority="65" w:semiHidden="0" w:name="Medium List 1"/>
+    <w:lsdException w:unhideWhenUsed="0" w:uiPriority="66" w:semiHidden="0" w:name="Medium List 2"/>
+    <w:lsdException w:unhideWhenUsed="0" w:uiPriority="67" w:semiHidden="0" w:name="Medium Grid 1"/>
+    <w:lsdException w:unhideWhenUsed="0" w:uiPriority="68" w:semiHidden="0" w:name="Medium Grid 2"/>
+    <w:lsdException w:unhideWhenUsed="0" w:uiPriority="69" w:semiHidden="0" w:name="Medium Grid 3"/>
+    <w:lsdException w:unhideWhenUsed="0" w:uiPriority="70" w:semiHidden="0" w:name="Dark List"/>
+    <w:lsdException w:unhideWhenUsed="0" w:uiPriority="71" w:semiHidden="0" w:name="Colorful Shading"/>
+    <w:lsdException w:unhideWhenUsed="0" w:uiPriority="72" w:semiHidden="0" w:name="Colorful List"/>
+    <w:lsdException w:unhideWhenUsed="0" w:uiPriority="73" w:semiHidden="0" w:name="Colorful Grid"/>
+    <w:lsdException w:unhideWhenUsed="0" w:uiPriority="60" w:semiHidden="0" w:name="Light Shading Accent 1"/>
+    <w:lsdException w:unhideWhenUsed="0" w:uiPriority="61" w:semiHidden="0" w:name="Light List Accent 1"/>
+    <w:lsdException w:unhideWhenUsed="0" w:uiPriority="62" w:semiHidden="0" w:name="Light Grid Accent 1"/>
+    <w:lsdException w:unhideWhenUsed="0" w:uiPriority="63" w:semiHidden="0" w:name="Medium Shading 1 Accent 1"/>
+    <w:lsdException w:unhideWhenUsed="0" w:uiPriority="64" w:semiHidden="0" w:name="Medium Shading 2 Accent 1"/>
+    <w:lsdException w:unhideWhenUsed="0" w:uiPriority="65" w:semiHidden="0" w:name="Medium List 1 Accent 1"/>
+    <w:lsdException w:qFormat="1" w:unhideWhenUsed="0" w:uiPriority="34" w:semiHidden="0" w:name="List Paragraph"/>
+    <w:lsdException w:unhideWhenUsed="0" w:uiPriority="66" w:semiHidden="0" w:name="Medium List 2 Accent 1"/>
+    <w:lsdException w:unhideWhenUsed="0" w:uiPriority="67" w:semiHidden="0" w:name="Medium Grid 1 Accent 1"/>
+    <w:lsdException w:unhideWhenUsed="0" w:uiPriority="68" w:semiHidden="0" w:name="Medium Grid 2 Accent 1"/>
+    <w:lsdException w:unhideWhenUsed="0" w:uiPriority="69" w:semiHidden="0" w:name="Medium Grid 3 Accent 1"/>
+    <w:lsdException w:unhideWhenUsed="0" w:uiPriority="70" w:semiHidden="0" w:name="Dark List Accent 1"/>
+    <w:lsdException w:unhideWhenUsed="0" w:uiPriority="71" w:semiHidden="0" w:name="Colorful Shading Accent 1"/>
+    <w:lsdException w:unhideWhenUsed="0" w:uiPriority="72" w:semiHidden="0" w:name="Colorful List Accent 1"/>
+    <w:lsdException w:unhideWhenUsed="0" w:uiPriority="73" w:semiHidden="0" w:name="Colorful Grid Accent 1"/>
+    <w:lsdException w:unhideWhenUsed="0" w:uiPriority="60" w:semiHidden="0" w:name="Light Shading Accent 2"/>
+    <w:lsdException w:unhideWhenUsed="0" w:uiPriority="61" w:semiHidden="0" w:name="Light List Accent 2"/>
+    <w:lsdException w:unhideWhenUsed="0" w:uiPriority="62" w:semiHidden="0" w:name="Light Grid Accent 2"/>
+    <w:lsdException w:unhideWhenUsed="0" w:uiPriority="63" w:semiHidden="0" w:name="Medium Shading 1 Accent 2"/>
+    <w:lsdException w:unhideWhenUsed="0" w:uiPriority="64" w:semiHidden="0" w:name="Medium Shading 2 Accent 2"/>
+    <w:lsdException w:unhideWhenUsed="0" w:uiPriority="65" w:semiHidden="0" w:name="Medium List 1 Accent 2"/>
+    <w:lsdException w:unhideWhenUsed="0" w:uiPriority="66" w:semiHidden="0" w:name="Medium List 2 Accent 2"/>
+    <w:lsdException w:unhideWhenUsed="0" w:uiPriority="67" w:semiHidden="0" w:name="Medium Grid 1 Accent 2"/>
+    <w:lsdException w:unhideWhenUsed="0" w:uiPriority="68" w:semiHidden="0" w:name="Medium Grid 2 Accent 2"/>
+    <w:lsdException w:unhideWhenUsed="0" w:uiPriority="69" w:semiHidden="0" w:name="Medium Grid 3 Accent 2"/>
+    <w:lsdException w:unhideWhenUsed="0" w:uiPriority="70" w:semiHidden="0" w:name="Dark List Accent 2"/>
+    <w:lsdException w:unhideWhenUsed="0" w:uiPriority="71" w:semiHidden="0" w:name="Colorful Shading Accent 2"/>
+    <w:lsdException w:unhideWhenUsed="0" w:uiPriority="72" w:semiHidden="0" w:name="Colorful List Accent 2"/>
+    <w:lsdException w:unhideWhenUsed="0" w:uiPriority="73" w:semiHidden="0" w:name="Colorful Grid Accent 2"/>
+    <w:lsdException w:unhideWhenUsed="0" w:uiPriority="60" w:semiHidden="0" w:name="Light Shading Accent 3"/>
+    <w:lsdException w:unhideWhenUsed="0" w:uiPriority="61" w:semiHidden="0" w:name="Light List Accent 3"/>
+    <w:lsdException w:unhideWhenUsed="0" w:uiPriority="62" w:semiHidden="0" w:name="Light Grid Accent 3"/>
+    <w:lsdException w:unhideWhenUsed="0" w:uiPriority="63" w:semiHidden="0" w:name="Medium Shading 1 Accent 3"/>
+    <w:lsdException w:unhideWhenUsed="0" w:uiPriority="64" w:semiHidden="0" w:name="Medium Shading 2 Accent 3"/>
+    <w:lsdException w:unhideWhenUsed="0" w:uiPriority="65" w:semiHidden="0" w:name="Medium List 1 Accent 3"/>
+    <w:lsdException w:unhideWhenUsed="0" w:uiPriority="66" w:semiHidden="0" w:name="Medium List 2 Accent 3"/>
+    <w:lsdException w:unhideWhenUsed="0" w:uiPriority="67" w:semiHidden="0" w:name="Medium Grid 1 Accent 3"/>
+    <w:lsdException w:unhideWhenUsed="0" w:uiPriority="68" w:semiHidden="0" w:name="Medium Grid 2 Accent 3"/>
+    <w:lsdException w:unhideWhenUsed="0" w:uiPriority="69" w:semiHidden="0" w:name="Medium Grid 3 Accent 3"/>
+    <w:lsdException w:unhideWhenUsed="0" w:uiPriority="70" w:semiHidden="0" w:name="Dark List Accent 3"/>
+    <w:lsdException w:unhideWhenUsed="0" w:uiPriority="71" w:semiHidden="0" w:name="Colorful Shading Accent 3"/>
+    <w:lsdException w:unhideWhenUsed="0" w:uiPriority="72" w:semiHidden="0" w:name="Colorful List Accent 3"/>
+    <w:lsdException w:unhideWhenUsed="0" w:uiPriority="73" w:semiHidden="0" w:name="Colorful Grid Accent 3"/>
+    <w:lsdException w:unhideWhenUsed="0" w:uiPriority="60" w:semiHidden="0" w:name="Light Shading Accent 4"/>
+    <w:lsdException w:unhideWhenUsed="0" w:uiPriority="61" w:semiHidden="0" w:name="Light List Accent 4"/>
+    <w:lsdException w:unhideWhenUsed="0" w:uiPriority="62" w:semiHidden="0" w:name="Light Grid Accent 4"/>
+    <w:lsdException w:unhideWhenUsed="0" w:uiPriority="63" w:semiHidden="0" w:name="Medium Shading 1 Accent 4"/>
+    <w:lsdException w:unhideWhenUsed="0" w:uiPriority="64" w:semiHidden="0" w:name="Medium Shading 2 Accent 4"/>
+    <w:lsdException w:unhideWhenUsed="0" w:uiPriority="65" w:semiHidden="0" w:name="Medium List 1 Accent 4"/>
+    <w:lsdException w:unhideWhenUsed="0" w:uiPriority="66" w:semiHidden="0" w:name="Medium List 2 Accent 4"/>
+    <w:lsdException w:unhideWhenUsed="0" w:uiPriority="67" w:semiHidden="0" w:name="Medium Grid 1 Accent 4"/>
+    <w:lsdException w:unhideWhenUsed="0" w:uiPriority="68" w:semiHidden="0" w:name="Medium Grid 2 Accent 4"/>
+    <w:lsdException w:unhideWhenUsed="0" w:uiPriority="69" w:semiHidden="0" w:name="Medium Grid 3 Accent 4"/>
+    <w:lsdException w:unhideWhenUsed="0" w:uiPriority="70" w:semiHidden="0" w:name="Dark List Accent 4"/>
+    <w:lsdException w:unhideWhenUsed="0" w:uiPriority="71" w:semiHidden="0" w:name="Colorful Shading Accent 4"/>
+    <w:lsdException w:unhideWhenUsed="0" w:uiPriority="72" w:semiHidden="0" w:name="Colorful List Accent 4"/>
+    <w:lsdException w:unhideWhenUsed="0" w:uiPriority="73" w:semiHidden="0" w:name="Colorful Grid Accent 4"/>
+    <w:lsdException w:unhideWhenUsed="0" w:uiPriority="60" w:semiHidden="0" w:name="Light Shading Accent 5"/>
+    <w:lsdException w:unhideWhenUsed="0" w:uiPriority="61" w:semiHidden="0" w:name="Light List Accent 5"/>
+    <w:lsdException w:unhideWhenUsed="0" w:uiPriority="62" w:semiHidden="0" w:name="Light Grid Accent 5"/>
+    <w:lsdException w:unhideWhenUsed="0" w:uiPriority="63" w:semiHidden="0" w:name="Medium Shading 1 Accent 5"/>
+    <w:lsdException w:unhideWhenUsed="0" w:uiPriority="64" w:semiHidden="0" w:name="Medium Shading 2 Accent 5"/>
+    <w:lsdException w:unhideWhenUsed="0" w:uiPriority="65" w:semiHidden="0" w:name="Medium List 1 Accent 5"/>
+    <w:lsdException w:unhideWhenUsed="0" w:uiPriority="66" w:semiHidden="0" w:name="Medium List 2 Accent 5"/>
+    <w:lsdException w:unhideWhenUsed="0" w:uiPriority="67" w:semiHidden="0" w:name="Medium Grid 1 Accent 5"/>
+    <w:lsdException w:unhideWhenUsed="0" w:uiPriority="68" w:semiHidden="0" w:name="Medium Grid 2 Accent 5"/>
+    <w:lsdException w:unhideWhenUsed="0" w:uiPriority="69" w:semiHidden="0" w:name="Medium Grid 3 Accent 5"/>
+    <w:lsdException w:unhideWhenUsed="0" w:uiPriority="70" w:semiHidden="0" w:name="Dark List Accent 5"/>
+    <w:lsdException w:unhideWhenUsed="0" w:uiPriority="71" w:semiHidden="0" w:name="Colorful Shading Accent 5"/>
+    <w:lsdException w:unhideWhenUsed="0" w:uiPriority="72" w:semiHidden="0" w:name="Colorful List Accent 5"/>
+    <w:lsdException w:unhideWhenUsed="0" w:uiPriority="73" w:semiHidden="0" w:name="Colorful Grid Accent 5"/>
+    <w:lsdException w:unhideWhenUsed="0" w:uiPriority="60" w:semiHidden="0" w:name="Light Shading Accent 6"/>
+    <w:lsdException w:unhideWhenUsed="0" w:uiPriority="61" w:semiHidden="0" w:name="Light List Accent 6"/>
+    <w:lsdException w:unhideWhenUsed="0" w:uiPriority="62" w:semiHidden="0" w:name="Light Grid Accent 6"/>
+    <w:lsdException w:unhideWhenUsed="0" w:uiPriority="63" w:semiHidden="0" w:name="Medium Shading 1 Accent 6"/>
+    <w:lsdException w:unhideWhenUsed="0" w:uiPriority="64" w:semiHidden="0" w:name="Medium Shading 2 Accent 6"/>
+    <w:lsdException w:unhideWhenUsed="0" w:uiPriority="65" w:semiHidden="0" w:name="Medium List 1 Accent 6"/>
+    <w:lsdException w:unhideWhenUsed="0" w:uiPriority="66" w:semiHidden="0" w:name="Medium List 2 Accent 6"/>
+    <w:lsdException w:unhideWhenUsed="0" w:uiPriority="67" w:semiHidden="0" w:name="Medium Grid 1 Accent 6"/>
+    <w:lsdException w:unhideWhenUsed="0" w:uiPriority="68" w:semiHidden="0" w:name="Medium Grid 2 Accent 6"/>
+    <w:lsdException w:unhideWhenUsed="0" w:uiPriority="69" w:semiHidden="0" w:name="Medium Grid 3 Accent 6"/>
+    <w:lsdException w:unhideWhenUsed="0" w:uiPriority="70" w:semiHidden="0" w:name="Dark List Accent 6"/>
+    <w:lsdException w:unhideWhenUsed="0" w:uiPriority="71" w:semiHidden="0" w:name="Colorful Shading Accent 6"/>
+    <w:lsdException w:unhideWhenUsed="0" w:uiPriority="72" w:semiHidden="0" w:name="Colorful List Accent 6"/>
+    <w:lsdException w:unhideWhenUsed="0" w:uiPriority="73" w:semiHidden="0" w:name="Colorful Grid Accent 6"/>
   </w:latentStyles>
-  <w:style w:type="paragraph" w:default="1" w:styleId="a">
+  <w:style w:type="paragraph" w:default="1" w:styleId="1">
     <w:name w:val="Normal"/>
     <w:qFormat/>
+    <w:uiPriority w:val="0"/>
     <w:pPr>
       <w:widowControl w:val="0"/>
       <w:jc w:val="both"/>
     </w:pPr>
     <w:rPr>
+      <w:rFonts w:asciiTheme="minorHAnsi" w:hAnsiTheme="minorHAnsi" w:eastAsiaTheme="minorEastAsia" w:cstheme="minorBidi"/>
       <w:kern w:val="2"/>
       <w:sz w:val="21"/>
       <w:szCs w:val="22"/>
+      <w:lang w:val="en-US" w:eastAsia="zh-CN" w:bidi="ar-SA"/>
     </w:rPr>
   </w:style>
-  <w:style w:type="character" w:default="1" w:styleId="a0">
+  <w:style w:type="character" w:default="1" w:styleId="5">
     <w:name w:val="Default Paragraph Font"/>
-    <w:uiPriority w:val="1"/>
     <w:semiHidden/>
     <w:unhideWhenUsed/>
+    <w:qFormat/>
+    <w:uiPriority w:val="1"/>
   </w:style>
-  <w:style w:type="table" w:default="1" w:styleId="a1">
+  <w:style w:type="table" w:default="1" w:styleId="4">
     <w:name w:val="Normal Table"/>
-    <w:uiPriority w:val="99"/>
     <w:semiHidden/>
     <w:unhideWhenUsed/>
+    <w:uiPriority w:val="99"/>
     <w:tblPr>
-      <w:tblInd w:w="0" w:type="dxa"/>
       <w:tblCellMar>
         <w:top w:w="0" w:type="dxa"/>
         <w:left w:w="108" w:type="dxa"/>
@@ -1526,26 +1371,30 @@
       </w:tblCellMar>
     </w:tblPr>
   </w:style>
-  <w:style w:type="numbering" w:default="1" w:styleId="a2">
-    <w:name w:val="No List"/>
-    <w:uiPriority w:val="99"/>
-    <w:semiHidden/>
-    <w:unhideWhenUsed/>
+  <w:style w:type="paragraph" w:styleId="2">
+    <w:name w:val="footer"/>
+    <w:basedOn w:val="1"/>
+    <w:link w:val="8"/>
+    <w:qFormat/>
+    <w:uiPriority w:val="0"/>
+    <w:pPr>
+      <w:tabs>
+        <w:tab w:val="center" w:pos="4153"/>
+        <w:tab w:val="right" w:pos="8306"/>
+      </w:tabs>
+      <w:snapToGrid w:val="0"/>
+      <w:jc w:val="left"/>
+    </w:pPr>
+    <w:rPr>
+      <w:sz w:val="18"/>
+      <w:szCs w:val="18"/>
+    </w:rPr>
   </w:style>
-  <w:style w:type="paragraph" w:styleId="a3">
-    <w:name w:val="List Paragraph"/>
-    <w:basedOn w:val="a"/>
-    <w:uiPriority w:val="34"/>
-    <w:qFormat/>
-    <w:pPr>
-      <w:ind w:firstLineChars="200" w:firstLine="420"/>
-    </w:pPr>
-  </w:style>
-  <w:style w:type="paragraph" w:styleId="a4">
+  <w:style w:type="paragraph" w:styleId="3">
     <w:name w:val="header"/>
-    <w:basedOn w:val="a"/>
-    <w:link w:val="a5"/>
-    <w:rsid w:val="00496F14"/>
+    <w:basedOn w:val="1"/>
+    <w:link w:val="7"/>
+    <w:uiPriority w:val="0"/>
     <w:pPr>
       <w:tabs>
         <w:tab w:val="center" w:pos="4153"/>
@@ -1559,40 +1408,32 @@
       <w:szCs w:val="18"/>
     </w:rPr>
   </w:style>
-  <w:style w:type="character" w:customStyle="1" w:styleId="a5">
+  <w:style w:type="paragraph" w:styleId="6">
+    <w:name w:val="List Paragraph"/>
+    <w:basedOn w:val="1"/>
+    <w:qFormat/>
+    <w:uiPriority w:val="34"/>
+    <w:pPr>
+      <w:ind w:firstLine="420" w:firstLineChars="200"/>
+    </w:pPr>
+  </w:style>
+  <w:style w:type="character" w:customStyle="1" w:styleId="7">
     <w:name w:val="页眉 字符"/>
-    <w:basedOn w:val="a0"/>
-    <w:link w:val="a4"/>
-    <w:rsid w:val="00496F14"/>
+    <w:basedOn w:val="5"/>
+    <w:link w:val="3"/>
+    <w:uiPriority w:val="0"/>
     <w:rPr>
       <w:kern w:val="2"/>
       <w:sz w:val="18"/>
       <w:szCs w:val="18"/>
     </w:rPr>
   </w:style>
-  <w:style w:type="paragraph" w:styleId="a6">
-    <w:name w:val="footer"/>
-    <w:basedOn w:val="a"/>
-    <w:link w:val="a7"/>
-    <w:rsid w:val="00496F14"/>
-    <w:pPr>
-      <w:tabs>
-        <w:tab w:val="center" w:pos="4153"/>
-        <w:tab w:val="right" w:pos="8306"/>
-      </w:tabs>
-      <w:snapToGrid w:val="0"/>
-      <w:jc w:val="left"/>
-    </w:pPr>
-    <w:rPr>
-      <w:sz w:val="18"/>
-      <w:szCs w:val="18"/>
-    </w:rPr>
-  </w:style>
-  <w:style w:type="character" w:customStyle="1" w:styleId="a7">
+  <w:style w:type="character" w:customStyle="1" w:styleId="8">
     <w:name w:val="页脚 字符"/>
-    <w:basedOn w:val="a0"/>
-    <w:link w:val="a6"/>
-    <w:rsid w:val="00496F14"/>
+    <w:basedOn w:val="5"/>
+    <w:link w:val="2"/>
+    <w:qFormat/>
+    <w:uiPriority w:val="0"/>
     <w:rPr>
       <w:kern w:val="2"/>
       <w:sz w:val="18"/>
@@ -1846,6 +1687,5 @@
     </a:fmtScheme>
   </a:themeElements>
   <a:objectDefaults/>
-  <a:extraClrSchemeLst/>
 </a:theme>
 </file>